--- a/lab6.docx
+++ b/lab6.docx
@@ -542,17 +542,7 @@
           <w:szCs w:val="28"/>
           <w:lang w:val="en-US"/>
         </w:rPr>
-        <w:t>сформулювати проблему</w:t>
-      </w:r>
-      <w:r>
-        <w:rPr>
-          <w:rStyle w:val="qv3wpe"/>
-          <w:rFonts w:eastAsia="Helvetica-Bold"/>
-          <w:sz w:val="28"/>
-          <w:szCs w:val="28"/>
-          <w:lang w:val="en-US"/>
-        </w:rPr>
-        <w:t>;</w:t>
+        <w:t>сформулювати проблему;</w:t>
       </w:r>
     </w:p>
     <w:p>
@@ -1223,17 +1213,7 @@
           <w:szCs w:val="28"/>
           <w:lang w:val="en-US"/>
         </w:rPr>
-        <w:t>Навести приклад ЗПР в умовах детермінованої визначеност</w:t>
-      </w:r>
-      <w:r>
-        <w:rPr>
-          <w:rStyle w:val="qv3wpe"/>
-          <w:rFonts w:eastAsia="Helvetica-Bold"/>
-          <w:sz w:val="28"/>
-          <w:szCs w:val="28"/>
-          <w:lang w:val="en-US"/>
-        </w:rPr>
-        <w:t>і:</w:t>
+        <w:t>Навести приклад ЗПР в умовах детермінованої визначеності:</w:t>
       </w:r>
     </w:p>
     <w:p>
@@ -1248,17 +1228,11 @@
         <w:bidi w:val="0"/>
         <w:spacing w:lineRule="auto" w:line="360" w:before="0" w:after="0"/>
         <w:ind w:firstLine="850" w:start="0" w:end="0"/>
-        <w:jc w:val="both"/>
+        <w:jc w:val="start"/>
         <w:rPr/>
       </w:pPr>
       <w:r>
-        <w:rPr>
-          <w:rStyle w:val="qv3wpe"/>
-          <w:rFonts w:eastAsia="Helvetica-Bold"/>
-          <w:sz w:val="28"/>
-          <w:szCs w:val="28"/>
-          <w:lang w:val="en-US"/>
-        </w:rPr>
+        <w:rPr/>
       </w:r>
       <m:oMathPara xmlns:m="http://schemas.openxmlformats.org/officeDocument/2006/math">
         <m:oMathParaPr>
@@ -1363,13 +1337,7 @@
         <w:rPr/>
       </w:pPr>
       <w:r>
-        <w:rPr>
-          <w:rStyle w:val="qv3wpe"/>
-          <w:rFonts w:eastAsia="Helvetica-Bold"/>
-          <w:sz w:val="28"/>
-          <w:szCs w:val="28"/>
-          <w:lang w:val="en-US"/>
-        </w:rPr>
+        <w:rPr/>
       </w:r>
       <m:oMath xmlns:m="http://schemas.openxmlformats.org/officeDocument/2006/math">
         <m:r>
@@ -1443,13 +1411,7 @@
         <w:rPr/>
       </w:pPr>
       <w:r>
-        <w:rPr>
-          <w:rStyle w:val="qv3wpe"/>
-          <w:rFonts w:eastAsia="Helvetica-Bold"/>
-          <w:sz w:val="28"/>
-          <w:szCs w:val="28"/>
-          <w:lang w:val="en-US"/>
-        </w:rPr>
+        <w:rPr/>
       </w:r>
       <m:oMath xmlns:m="http://schemas.openxmlformats.org/officeDocument/2006/math">
         <m:sSub>
@@ -1503,10 +1465,1990 @@
         <w:t>.</w:t>
       </w:r>
     </w:p>
+    <w:p>
+      <w:pPr>
+        <w:pStyle w:val="Normal"/>
+        <w:widowControl/>
+        <w:tabs>
+          <w:tab w:val="clear" w:pos="567"/>
+          <w:tab w:val="left" w:pos="0" w:leader="none"/>
+        </w:tabs>
+        <w:suppressAutoHyphens w:val="true"/>
+        <w:bidi w:val="0"/>
+        <w:spacing w:lineRule="auto" w:line="360" w:before="0" w:after="0"/>
+        <w:ind w:firstLine="850" w:start="0" w:end="0"/>
+        <w:jc w:val="both"/>
+        <w:rPr/>
+      </w:pPr>
+      <w:r>
+        <w:rPr>
+          <w:rStyle w:val="qv3wpe"/>
+          <w:rFonts w:eastAsia="Helvetica-Bold"/>
+          <w:b/>
+          <w:bCs/>
+          <w:sz w:val="28"/>
+          <w:szCs w:val="28"/>
+          <w:lang w:val="en-US"/>
+        </w:rPr>
+        <w:t>Завдання 2.</w:t>
+      </w:r>
+      <w:r>
+        <w:rPr>
+          <w:rStyle w:val="qv3wpe"/>
+          <w:rFonts w:eastAsia="Helvetica-Bold"/>
+          <w:sz w:val="28"/>
+          <w:szCs w:val="28"/>
+          <w:lang w:val="en-US"/>
+        </w:rPr>
+        <w:t xml:space="preserve"> Визначити оптимальний план виділення площі сервісному центру для обслуговування, ремонту і налагодження комп’ютерної техніки, розробки і супроводу спеціалізованого програмного забезпечення та прийняти рішення щодо ефективності та доцільності проведення кожного з трьох видів діяльності: ремонт та обслуговування комп’ютерів (РОК, штук, </w:t>
+      </w:r>
+      <w:r>
+        <w:rPr/>
+      </w:r>
+      <m:oMath xmlns:m="http://schemas.openxmlformats.org/officeDocument/2006/math">
+        <m:sSub>
+          <m:e>
+            <m:r>
+              <m:t xml:space="preserve">x</m:t>
+            </m:r>
+          </m:e>
+          <m:sub>
+            <m:r>
+              <m:t xml:space="preserve">1</m:t>
+            </m:r>
+          </m:sub>
+        </m:sSub>
+      </m:oMath>
+      <w:r>
+        <w:rPr>
+          <w:rStyle w:val="qv3wpe"/>
+          <w:rFonts w:eastAsia="Helvetica-Bold"/>
+          <w:sz w:val="28"/>
+          <w:szCs w:val="28"/>
+          <w:lang w:val="en-US"/>
+        </w:rPr>
+        <w:t xml:space="preserve">, </w:t>
+      </w:r>
+      <w:r>
+        <w:rPr/>
+      </w:r>
+      <m:oMath xmlns:m="http://schemas.openxmlformats.org/officeDocument/2006/math">
+        <m:sSup>
+          <m:e>
+            <m:r>
+              <m:t xml:space="preserve">m</m:t>
+            </m:r>
+          </m:e>
+          <m:sup>
+            <m:r>
+              <m:t xml:space="preserve">2</m:t>
+            </m:r>
+          </m:sup>
+        </m:sSup>
+      </m:oMath>
+      <w:r>
+        <w:rPr>
+          <w:rStyle w:val="qv3wpe"/>
+          <w:rFonts w:eastAsia="Helvetica-Bold"/>
+          <w:sz w:val="28"/>
+          <w:szCs w:val="28"/>
+          <w:lang w:val="en-US"/>
+        </w:rPr>
+        <w:t xml:space="preserve">); ремонт та налагодження принтерів (РНП, штук, </w:t>
+      </w:r>
+      <w:r>
+        <w:rPr/>
+      </w:r>
+      <m:oMath xmlns:m="http://schemas.openxmlformats.org/officeDocument/2006/math">
+        <m:sSub>
+          <m:e>
+            <m:r>
+              <m:t xml:space="preserve">x</m:t>
+            </m:r>
+          </m:e>
+          <m:sub>
+            <m:r>
+              <m:t xml:space="preserve">2</m:t>
+            </m:r>
+          </m:sub>
+        </m:sSub>
+      </m:oMath>
+      <w:r>
+        <w:rPr>
+          <w:rStyle w:val="qv3wpe"/>
+          <w:rFonts w:eastAsia="Helvetica-Bold"/>
+          <w:sz w:val="28"/>
+          <w:szCs w:val="28"/>
+          <w:lang w:val="en-US"/>
+        </w:rPr>
+        <w:t xml:space="preserve">, </w:t>
+      </w:r>
+      <w:r>
+        <w:rPr/>
+      </w:r>
+      <m:oMath xmlns:m="http://schemas.openxmlformats.org/officeDocument/2006/math">
+        <m:sSup>
+          <m:e>
+            <m:r>
+              <m:t xml:space="preserve">m</m:t>
+            </m:r>
+          </m:e>
+          <m:sup>
+            <m:r>
+              <m:t xml:space="preserve">2</m:t>
+            </m:r>
+          </m:sup>
+        </m:sSup>
+      </m:oMath>
+      <w:r>
+        <w:rPr>
+          <w:rStyle w:val="qv3wpe"/>
+          <w:rFonts w:eastAsia="Helvetica-Bold"/>
+          <w:sz w:val="28"/>
+          <w:szCs w:val="28"/>
+          <w:lang w:val="en-US"/>
+        </w:rPr>
+        <w:t xml:space="preserve">); розробка і супровід спеціалізованого програмного забезпечення (РССПЗ, кількість програм або модулів, </w:t>
+      </w:r>
+      <w:r>
+        <w:rPr/>
+      </w:r>
+      <m:oMath xmlns:m="http://schemas.openxmlformats.org/officeDocument/2006/math">
+        <m:sSub>
+          <m:e>
+            <m:r>
+              <m:t xml:space="preserve">x</m:t>
+            </m:r>
+          </m:e>
+          <m:sub>
+            <m:r>
+              <m:t xml:space="preserve">3</m:t>
+            </m:r>
+          </m:sub>
+        </m:sSub>
+      </m:oMath>
+      <w:r>
+        <w:rPr>
+          <w:rStyle w:val="qv3wpe"/>
+          <w:rFonts w:eastAsia="Helvetica-Bold"/>
+          <w:sz w:val="28"/>
+          <w:szCs w:val="28"/>
+          <w:lang w:val="en-US"/>
+        </w:rPr>
+        <w:t xml:space="preserve">, </w:t>
+      </w:r>
+      <w:r>
+        <w:rPr/>
+      </w:r>
+      <m:oMath xmlns:m="http://schemas.openxmlformats.org/officeDocument/2006/math">
+        <m:sSup>
+          <m:e>
+            <m:r>
+              <m:t xml:space="preserve">m</m:t>
+            </m:r>
+          </m:e>
+          <m:sup>
+            <m:r>
+              <m:t xml:space="preserve">2</m:t>
+            </m:r>
+          </m:sup>
+        </m:sSup>
+      </m:oMath>
+      <w:r>
+        <w:rPr>
+          <w:rStyle w:val="qv3wpe"/>
+          <w:rFonts w:eastAsia="Helvetica-Bold"/>
+          <w:sz w:val="28"/>
+          <w:szCs w:val="28"/>
+          <w:lang w:val="en-US"/>
+        </w:rPr>
+        <w:t>).</w:t>
+      </w:r>
+    </w:p>
+    <w:p>
+      <w:pPr>
+        <w:pStyle w:val="Normal"/>
+        <w:widowControl/>
+        <w:tabs>
+          <w:tab w:val="clear" w:pos="567"/>
+          <w:tab w:val="left" w:pos="0" w:leader="none"/>
+        </w:tabs>
+        <w:suppressAutoHyphens w:val="true"/>
+        <w:bidi w:val="0"/>
+        <w:spacing w:lineRule="auto" w:line="360" w:before="0" w:after="0"/>
+        <w:ind w:firstLine="850" w:start="0" w:end="0"/>
+        <w:jc w:val="both"/>
+        <w:rPr/>
+      </w:pPr>
+      <w:r>
+        <w:rPr>
+          <w:rStyle w:val="qv3wpe"/>
+          <w:rFonts w:eastAsia="Helvetica-Bold"/>
+          <w:sz w:val="28"/>
+          <w:szCs w:val="28"/>
+          <w:lang w:val="en-US"/>
+        </w:rPr>
+        <w:t>Методичні рекомендації:</w:t>
+      </w:r>
+    </w:p>
+    <w:p>
+      <w:pPr>
+        <w:pStyle w:val="Normal"/>
+        <w:widowControl/>
+        <w:numPr>
+          <w:ilvl w:val="0"/>
+          <w:numId w:val="6"/>
+        </w:numPr>
+        <w:tabs>
+          <w:tab w:val="clear" w:pos="567"/>
+          <w:tab w:val="left" w:pos="0" w:leader="none"/>
+        </w:tabs>
+        <w:suppressAutoHyphens w:val="true"/>
+        <w:bidi w:val="0"/>
+        <w:spacing w:lineRule="auto" w:line="360" w:before="0" w:after="0"/>
+        <w:ind w:firstLine="850" w:start="0" w:end="0"/>
+        <w:jc w:val="both"/>
+        <w:rPr/>
+      </w:pPr>
+      <w:r>
+        <w:rPr>
+          <w:rStyle w:val="qv3wpe"/>
+          <w:rFonts w:eastAsia="Helvetica-Bold"/>
+          <w:sz w:val="28"/>
+          <w:szCs w:val="28"/>
+          <w:lang w:val="en-US"/>
+        </w:rPr>
+        <w:t>Формалізувати задачу у вигляді математичної моделі.</w:t>
+      </w:r>
+    </w:p>
+    <w:p>
+      <w:pPr>
+        <w:pStyle w:val="Normal"/>
+        <w:widowControl/>
+        <w:numPr>
+          <w:ilvl w:val="0"/>
+          <w:numId w:val="6"/>
+        </w:numPr>
+        <w:tabs>
+          <w:tab w:val="clear" w:pos="567"/>
+          <w:tab w:val="left" w:pos="0" w:leader="none"/>
+        </w:tabs>
+        <w:suppressAutoHyphens w:val="true"/>
+        <w:bidi w:val="0"/>
+        <w:spacing w:lineRule="auto" w:line="360" w:before="0" w:after="0"/>
+        <w:ind w:firstLine="850" w:start="0" w:end="0"/>
+        <w:jc w:val="both"/>
+        <w:rPr/>
+      </w:pPr>
+      <w:r>
+        <w:rPr>
+          <w:rStyle w:val="qv3wpe"/>
+          <w:rFonts w:eastAsia="Helvetica-Bold"/>
+          <w:sz w:val="28"/>
+          <w:szCs w:val="28"/>
+          <w:lang w:val="en-US"/>
+        </w:rPr>
+        <w:t>Надати пояснення всім компонентам моделі.</w:t>
+      </w:r>
+    </w:p>
+    <w:p>
+      <w:pPr>
+        <w:pStyle w:val="Normal"/>
+        <w:widowControl/>
+        <w:numPr>
+          <w:ilvl w:val="0"/>
+          <w:numId w:val="6"/>
+        </w:numPr>
+        <w:tabs>
+          <w:tab w:val="clear" w:pos="567"/>
+          <w:tab w:val="left" w:pos="0" w:leader="none"/>
+        </w:tabs>
+        <w:suppressAutoHyphens w:val="true"/>
+        <w:bidi w:val="0"/>
+        <w:spacing w:lineRule="auto" w:line="360" w:before="0" w:after="0"/>
+        <w:ind w:firstLine="850" w:start="0" w:end="0"/>
+        <w:jc w:val="both"/>
+        <w:rPr/>
+      </w:pPr>
+      <w:r>
+        <w:rPr>
+          <w:rStyle w:val="qv3wpe"/>
+          <w:rFonts w:eastAsia="Helvetica-Bold"/>
+          <w:sz w:val="28"/>
+          <w:szCs w:val="28"/>
+          <w:lang w:val="en-US"/>
+        </w:rPr>
+        <w:t>Розв’язати задачу засобами MS Excel (Пошук рішення).</w:t>
+      </w:r>
+    </w:p>
+    <w:p>
+      <w:pPr>
+        <w:pStyle w:val="Normal"/>
+        <w:widowControl/>
+        <w:numPr>
+          <w:ilvl w:val="0"/>
+          <w:numId w:val="6"/>
+        </w:numPr>
+        <w:tabs>
+          <w:tab w:val="clear" w:pos="567"/>
+          <w:tab w:val="left" w:pos="0" w:leader="none"/>
+        </w:tabs>
+        <w:suppressAutoHyphens w:val="true"/>
+        <w:bidi w:val="0"/>
+        <w:spacing w:lineRule="auto" w:line="360" w:before="0" w:after="0"/>
+        <w:ind w:firstLine="850" w:start="0" w:end="0"/>
+        <w:jc w:val="both"/>
+        <w:rPr/>
+      </w:pPr>
+      <w:r>
+        <w:rPr>
+          <w:rStyle w:val="qv3wpe"/>
+          <w:rFonts w:eastAsia="Helvetica-Bold"/>
+          <w:sz w:val="28"/>
+          <w:szCs w:val="28"/>
+          <w:lang w:val="en-US"/>
+        </w:rPr>
+        <w:t>Записати та інтерпретувати розв’язок задачі. Визначити, залишки виділених ресурсів.</w:t>
+      </w:r>
+    </w:p>
+    <w:p>
+      <w:pPr>
+        <w:pStyle w:val="Normal"/>
+        <w:widowControl/>
+        <w:numPr>
+          <w:ilvl w:val="0"/>
+          <w:numId w:val="6"/>
+        </w:numPr>
+        <w:tabs>
+          <w:tab w:val="clear" w:pos="567"/>
+          <w:tab w:val="left" w:pos="0" w:leader="none"/>
+        </w:tabs>
+        <w:suppressAutoHyphens w:val="true"/>
+        <w:bidi w:val="0"/>
+        <w:spacing w:lineRule="auto" w:line="360" w:before="0" w:after="0"/>
+        <w:ind w:firstLine="850" w:start="0" w:end="0"/>
+        <w:jc w:val="both"/>
+        <w:rPr/>
+      </w:pPr>
+      <w:r>
+        <w:rPr>
+          <w:rStyle w:val="qv3wpe"/>
+          <w:rFonts w:eastAsia="Helvetica-Bold"/>
+          <w:sz w:val="28"/>
+          <w:szCs w:val="28"/>
+          <w:lang w:val="en-US"/>
+        </w:rPr>
+        <w:t>Прийняти рішення про доцільність проведення кожного виду діяльності.</w:t>
+      </w:r>
+    </w:p>
+    <w:p>
+      <w:pPr>
+        <w:pStyle w:val="Normal"/>
+        <w:widowControl/>
+        <w:tabs>
+          <w:tab w:val="clear" w:pos="567"/>
+          <w:tab w:val="left" w:pos="0" w:leader="none"/>
+        </w:tabs>
+        <w:suppressAutoHyphens w:val="true"/>
+        <w:bidi w:val="0"/>
+        <w:spacing w:lineRule="auto" w:line="360" w:before="0" w:after="0"/>
+        <w:ind w:firstLine="850" w:start="0" w:end="0"/>
+        <w:jc w:val="both"/>
+        <w:rPr/>
+      </w:pPr>
+      <w:r>
+        <w:rPr>
+          <w:rStyle w:val="qv3wpe"/>
+          <w:rFonts w:eastAsia="Helvetica-Bold"/>
+          <w:sz w:val="28"/>
+          <w:szCs w:val="28"/>
+          <w:lang w:val="en-US"/>
+        </w:rPr>
+        <w:t>Вигляд математичної моделі:</w:t>
+      </w:r>
+    </w:p>
+    <w:p>
+      <w:pPr>
+        <w:pStyle w:val="Normal"/>
+        <w:widowControl/>
+        <w:tabs>
+          <w:tab w:val="clear" w:pos="567"/>
+          <w:tab w:val="left" w:pos="0" w:leader="none"/>
+        </w:tabs>
+        <w:suppressAutoHyphens w:val="true"/>
+        <w:bidi w:val="0"/>
+        <w:spacing w:lineRule="auto" w:line="360" w:before="0" w:after="0"/>
+        <w:ind w:firstLine="850" w:start="0" w:end="0"/>
+        <w:jc w:val="start"/>
+        <w:rPr/>
+      </w:pPr>
+      <w:r>
+        <w:rPr/>
+      </w:r>
+      <m:oMathPara xmlns:m="http://schemas.openxmlformats.org/officeDocument/2006/math">
+        <m:oMathParaPr>
+          <m:jc m:val="left"/>
+        </m:oMathParaPr>
+        <m:oMath>
+          <m:r>
+            <m:t xml:space="preserve">F</m:t>
+          </m:r>
+          <m:d>
+            <m:dPr>
+              <m:begChr m:val="("/>
+              <m:endChr m:val=")"/>
+            </m:dPr>
+            <m:e>
+              <m:sSub>
+                <m:e>
+                  <m:r>
+                    <m:t xml:space="preserve">x</m:t>
+                  </m:r>
+                </m:e>
+                <m:sub>
+                  <m:r>
+                    <m:t xml:space="preserve">1</m:t>
+                  </m:r>
+                </m:sub>
+              </m:sSub>
+              <m:r>
+                <m:t xml:space="preserve">,</m:t>
+              </m:r>
+              <m:sSub>
+                <m:e>
+                  <m:r>
+                    <m:t xml:space="preserve">x</m:t>
+                  </m:r>
+                </m:e>
+                <m:sub>
+                  <m:r>
+                    <m:t xml:space="preserve">2</m:t>
+                  </m:r>
+                </m:sub>
+              </m:sSub>
+              <m:r>
+                <m:t xml:space="preserve">,</m:t>
+              </m:r>
+              <m:sSub>
+                <m:e>
+                  <m:r>
+                    <m:t xml:space="preserve">x</m:t>
+                  </m:r>
+                </m:e>
+                <m:sub>
+                  <m:r>
+                    <m:t xml:space="preserve">3</m:t>
+                  </m:r>
+                </m:sub>
+              </m:sSub>
+            </m:e>
+          </m:d>
+          <m:r>
+            <m:rPr>
+              <m:lit/>
+              <m:nor/>
+            </m:rPr>
+            <m:t xml:space="preserve">=</m:t>
+          </m:r>
+          <m:r>
+            <m:t xml:space="preserve">360</m:t>
+          </m:r>
+          <m:sSub>
+            <m:e>
+              <m:r>
+                <m:t xml:space="preserve">x</m:t>
+              </m:r>
+            </m:e>
+            <m:sub>
+              <m:r>
+                <m:t xml:space="preserve">1</m:t>
+              </m:r>
+            </m:sub>
+          </m:sSub>
+          <m:r>
+            <m:rPr>
+              <m:lit/>
+              <m:nor/>
+            </m:rPr>
+            <m:t xml:space="preserve">+</m:t>
+          </m:r>
+          <m:r>
+            <m:t xml:space="preserve">260</m:t>
+          </m:r>
+          <m:sSub>
+            <m:e>
+              <m:r>
+                <m:t xml:space="preserve">x</m:t>
+              </m:r>
+            </m:e>
+            <m:sub>
+              <m:r>
+                <m:t xml:space="preserve">2</m:t>
+              </m:r>
+            </m:sub>
+          </m:sSub>
+          <m:r>
+            <m:rPr>
+              <m:lit/>
+              <m:nor/>
+            </m:rPr>
+            <m:t xml:space="preserve">+</m:t>
+          </m:r>
+          <m:r>
+            <m:t xml:space="preserve">2340</m:t>
+          </m:r>
+          <m:sSub>
+            <m:e>
+              <m:r>
+                <m:t xml:space="preserve">x</m:t>
+              </m:r>
+            </m:e>
+            <m:sub>
+              <m:r>
+                <m:t xml:space="preserve">3</m:t>
+              </m:r>
+            </m:sub>
+          </m:sSub>
+          <m:r>
+            <m:t xml:space="preserve">→</m:t>
+          </m:r>
+          <m:r>
+            <m:t xml:space="preserve">max</m:t>
+          </m:r>
+        </m:oMath>
+      </m:oMathPara>
+    </w:p>
+    <w:p>
+      <w:pPr>
+        <w:pStyle w:val="Normal"/>
+        <w:widowControl/>
+        <w:tabs>
+          <w:tab w:val="clear" w:pos="567"/>
+          <w:tab w:val="left" w:pos="0" w:leader="none"/>
+        </w:tabs>
+        <w:suppressAutoHyphens w:val="true"/>
+        <w:bidi w:val="0"/>
+        <w:spacing w:lineRule="auto" w:line="360" w:before="0" w:after="0"/>
+        <w:ind w:firstLine="850" w:start="0" w:end="0"/>
+        <w:jc w:val="start"/>
+        <w:rPr>
+          <w:rStyle w:val="qv3wpe"/>
+          <w:rFonts w:eastAsia="Helvetica-Bold"/>
+          <w:sz w:val="28"/>
+          <w:szCs w:val="28"/>
+          <w:lang w:val="en-US"/>
+        </w:rPr>
+      </w:pPr>
+      <w:r>
+        <w:rPr/>
+      </w:r>
+      <m:oMathPara xmlns:m="http://schemas.openxmlformats.org/officeDocument/2006/math">
+        <m:oMathParaPr>
+          <m:jc m:val="left"/>
+        </m:oMathParaPr>
+        <m:oMath>
+          <m:d>
+            <m:dPr>
+              <m:begChr m:val="{"/>
+              <m:endChr m:val=""/>
+            </m:dPr>
+            <m:e>
+              <m:eqArr>
+                <m:e>
+                  <m:sSub>
+                    <m:e>
+                      <m:r>
+                        <m:t xml:space="preserve">x</m:t>
+                      </m:r>
+                    </m:e>
+                    <m:sub>
+                      <m:r>
+                        <m:t xml:space="preserve">1</m:t>
+                      </m:r>
+                    </m:sub>
+                  </m:sSub>
+                  <m:r>
+                    <m:rPr>
+                      <m:lit/>
+                      <m:nor/>
+                    </m:rPr>
+                    <m:t xml:space="preserve">+</m:t>
+                  </m:r>
+                  <m:sSub>
+                    <m:e>
+                      <m:r>
+                        <m:t xml:space="preserve">x</m:t>
+                      </m:r>
+                    </m:e>
+                    <m:sub>
+                      <m:r>
+                        <m:t xml:space="preserve">2</m:t>
+                      </m:r>
+                    </m:sub>
+                  </m:sSub>
+                  <m:r>
+                    <m:rPr>
+                      <m:lit/>
+                      <m:nor/>
+                    </m:rPr>
+                    <m:t xml:space="preserve">+</m:t>
+                  </m:r>
+                  <m:sSub>
+                    <m:e>
+                      <m:r>
+                        <m:t xml:space="preserve">x</m:t>
+                      </m:r>
+                    </m:e>
+                    <m:sub>
+                      <m:r>
+                        <m:t xml:space="preserve">3</m:t>
+                      </m:r>
+                    </m:sub>
+                  </m:sSub>
+                  <m:r>
+                    <m:t xml:space="preserve">≤</m:t>
+                  </m:r>
+                  <m:r>
+                    <m:t xml:space="preserve">1000</m:t>
+                  </m:r>
+                </m:e>
+                <m:e>
+                  <m:r>
+                    <m:t xml:space="preserve">5</m:t>
+                  </m:r>
+                  <m:sSub>
+                    <m:e>
+                      <m:r>
+                        <m:t xml:space="preserve">x</m:t>
+                      </m:r>
+                    </m:e>
+                    <m:sub>
+                      <m:r>
+                        <m:t xml:space="preserve">1</m:t>
+                      </m:r>
+                    </m:sub>
+                  </m:sSub>
+                  <m:r>
+                    <m:rPr>
+                      <m:lit/>
+                      <m:nor/>
+                    </m:rPr>
+                    <m:t xml:space="preserve">+</m:t>
+                  </m:r>
+                  <m:r>
+                    <m:t xml:space="preserve">4</m:t>
+                  </m:r>
+                  <m:sSub>
+                    <m:e>
+                      <m:r>
+                        <m:t xml:space="preserve">x</m:t>
+                      </m:r>
+                    </m:e>
+                    <m:sub>
+                      <m:r>
+                        <m:t xml:space="preserve">2</m:t>
+                      </m:r>
+                    </m:sub>
+                  </m:sSub>
+                  <m:r>
+                    <m:rPr>
+                      <m:lit/>
+                      <m:nor/>
+                    </m:rPr>
+                    <m:t xml:space="preserve">+</m:t>
+                  </m:r>
+                  <m:r>
+                    <m:t xml:space="preserve">45</m:t>
+                  </m:r>
+                  <m:sSub>
+                    <m:e>
+                      <m:r>
+                        <m:t xml:space="preserve">x</m:t>
+                      </m:r>
+                    </m:e>
+                    <m:sub>
+                      <m:r>
+                        <m:t xml:space="preserve">3</m:t>
+                      </m:r>
+                    </m:sub>
+                  </m:sSub>
+                  <m:r>
+                    <m:t xml:space="preserve">≤</m:t>
+                  </m:r>
+                  <m:r>
+                    <m:t xml:space="preserve">18000</m:t>
+                  </m:r>
+                </m:e>
+                <m:e>
+                  <m:r>
+                    <m:t xml:space="preserve">120</m:t>
+                  </m:r>
+                  <m:sSub>
+                    <m:e>
+                      <m:r>
+                        <m:t xml:space="preserve">x</m:t>
+                      </m:r>
+                    </m:e>
+                    <m:sub>
+                      <m:r>
+                        <m:t xml:space="preserve">1</m:t>
+                      </m:r>
+                    </m:sub>
+                  </m:sSub>
+                  <m:r>
+                    <m:rPr>
+                      <m:lit/>
+                      <m:nor/>
+                    </m:rPr>
+                    <m:t xml:space="preserve">+</m:t>
+                  </m:r>
+                  <m:r>
+                    <m:t xml:space="preserve">100</m:t>
+                  </m:r>
+                  <m:sSub>
+                    <m:e>
+                      <m:r>
+                        <m:t xml:space="preserve">x</m:t>
+                      </m:r>
+                    </m:e>
+                    <m:sub>
+                      <m:r>
+                        <m:t xml:space="preserve">2</m:t>
+                      </m:r>
+                    </m:sub>
+                  </m:sSub>
+                  <m:r>
+                    <m:rPr>
+                      <m:lit/>
+                      <m:nor/>
+                    </m:rPr>
+                    <m:t xml:space="preserve">+</m:t>
+                  </m:r>
+                  <m:r>
+                    <m:t xml:space="preserve">900</m:t>
+                  </m:r>
+                  <m:sSub>
+                    <m:e>
+                      <m:r>
+                        <m:t xml:space="preserve">x</m:t>
+                      </m:r>
+                    </m:e>
+                    <m:sub>
+                      <m:r>
+                        <m:t xml:space="preserve">3</m:t>
+                      </m:r>
+                    </m:sub>
+                  </m:sSub>
+                  <m:r>
+                    <m:t xml:space="preserve">≤</m:t>
+                  </m:r>
+                  <m:r>
+                    <m:t xml:space="preserve">420000</m:t>
+                  </m:r>
+                </m:e>
+                <m:e>
+                  <m:sSub>
+                    <m:e>
+                      <m:r>
+                        <m:t xml:space="preserve">x</m:t>
+                      </m:r>
+                    </m:e>
+                    <m:sub>
+                      <m:r>
+                        <m:t xml:space="preserve">1</m:t>
+                      </m:r>
+                    </m:sub>
+                  </m:sSub>
+                  <m:r>
+                    <m:t xml:space="preserve">,</m:t>
+                  </m:r>
+                  <m:sSub>
+                    <m:e>
+                      <m:r>
+                        <m:t xml:space="preserve">x</m:t>
+                      </m:r>
+                    </m:e>
+                    <m:sub>
+                      <m:r>
+                        <m:t xml:space="preserve">2</m:t>
+                      </m:r>
+                    </m:sub>
+                  </m:sSub>
+                  <m:r>
+                    <m:t xml:space="preserve">,</m:t>
+                  </m:r>
+                  <m:sSub>
+                    <m:e>
+                      <m:r>
+                        <m:t xml:space="preserve">x</m:t>
+                      </m:r>
+                    </m:e>
+                    <m:sub>
+                      <m:r>
+                        <m:t xml:space="preserve">3</m:t>
+                      </m:r>
+                    </m:sub>
+                  </m:sSub>
+                  <m:r>
+                    <m:t xml:space="preserve">≥</m:t>
+                  </m:r>
+                  <m:r>
+                    <m:t xml:space="preserve">0</m:t>
+                  </m:r>
+                </m:e>
+              </m:eqArr>
+            </m:e>
+          </m:d>
+        </m:oMath>
+      </m:oMathPara>
+    </w:p>
+    <w:p>
+      <w:pPr>
+        <w:pStyle w:val="BodyText"/>
+        <w:widowControl/>
+        <w:tabs>
+          <w:tab w:val="clear" w:pos="567"/>
+          <w:tab w:val="left" w:pos="0" w:leader="none"/>
+        </w:tabs>
+        <w:suppressAutoHyphens w:val="true"/>
+        <w:bidi w:val="0"/>
+        <w:spacing w:lineRule="auto" w:line="360" w:before="0" w:after="0"/>
+        <w:ind w:firstLine="850" w:start="0" w:end="0"/>
+        <w:jc w:val="both"/>
+        <w:rPr>
+          <w:rStyle w:val="qv3wpe"/>
+          <w:rFonts w:eastAsia="Helvetica-Bold"/>
+          <w:sz w:val="28"/>
+          <w:szCs w:val="28"/>
+          <w:lang w:val="en-US"/>
+        </w:rPr>
+      </w:pPr>
+      <w:r>
+        <w:rPr>
+          <w:rStyle w:val="qv3wpe"/>
+          <w:rFonts w:eastAsia="Helvetica-Bold"/>
+          <w:sz w:val="28"/>
+          <w:szCs w:val="28"/>
+          <w:lang w:val="en-US"/>
+        </w:rPr>
+        <w:t>X₁ — площа (м²), виділена під ремонт та обслуговування комп'ютерів (РОК);</w:t>
+      </w:r>
+    </w:p>
+    <w:p>
+      <w:pPr>
+        <w:pStyle w:val="BodyText"/>
+        <w:widowControl/>
+        <w:tabs>
+          <w:tab w:val="clear" w:pos="567"/>
+          <w:tab w:val="left" w:pos="0" w:leader="none"/>
+        </w:tabs>
+        <w:suppressAutoHyphens w:val="true"/>
+        <w:bidi w:val="0"/>
+        <w:spacing w:lineRule="auto" w:line="360" w:before="0" w:after="0"/>
+        <w:ind w:firstLine="850" w:start="0" w:end="0"/>
+        <w:jc w:val="both"/>
+        <w:rPr>
+          <w:rStyle w:val="qv3wpe"/>
+          <w:rFonts w:eastAsia="Helvetica-Bold"/>
+          <w:sz w:val="28"/>
+          <w:szCs w:val="28"/>
+          <w:lang w:val="en-US"/>
+        </w:rPr>
+      </w:pPr>
+      <w:r>
+        <w:rPr>
+          <w:rStyle w:val="qv3wpe"/>
+          <w:rFonts w:eastAsia="Helvetica-Bold"/>
+          <w:sz w:val="28"/>
+          <w:szCs w:val="28"/>
+          <w:lang w:val="en-US"/>
+        </w:rPr>
+        <w:t>X₂ — площа (м²), виділена під ремонт та налагодження принтерів (РНП);</w:t>
+      </w:r>
+    </w:p>
+    <w:p>
+      <w:pPr>
+        <w:pStyle w:val="BodyText"/>
+        <w:widowControl/>
+        <w:tabs>
+          <w:tab w:val="clear" w:pos="567"/>
+          <w:tab w:val="left" w:pos="0" w:leader="none"/>
+        </w:tabs>
+        <w:suppressAutoHyphens w:val="true"/>
+        <w:bidi w:val="0"/>
+        <w:spacing w:lineRule="auto" w:line="360" w:before="0" w:after="0"/>
+        <w:ind w:firstLine="850" w:start="0" w:end="0"/>
+        <w:jc w:val="both"/>
+        <w:rPr>
+          <w:rStyle w:val="qv3wpe"/>
+          <w:rFonts w:eastAsia="Helvetica-Bold"/>
+          <w:sz w:val="28"/>
+          <w:szCs w:val="28"/>
+          <w:lang w:val="en-US"/>
+        </w:rPr>
+      </w:pPr>
+      <w:r>
+        <w:rPr>
+          <w:rStyle w:val="qv3wpe"/>
+          <w:rFonts w:eastAsia="Helvetica-Bold"/>
+          <w:sz w:val="28"/>
+          <w:szCs w:val="28"/>
+          <w:lang w:val="en-US"/>
+        </w:rPr>
+        <w:t>X₃ — площа (м²), виділена під розробку і супровід спеціалізованого ПЗ (РССПЗ).</w:t>
+      </w:r>
+    </w:p>
+    <w:p>
+      <w:pPr>
+        <w:pStyle w:val="BodyText"/>
+        <w:widowControl/>
+        <w:tabs>
+          <w:tab w:val="clear" w:pos="567"/>
+          <w:tab w:val="left" w:pos="0" w:leader="none"/>
+        </w:tabs>
+        <w:suppressAutoHyphens w:val="true"/>
+        <w:bidi w:val="0"/>
+        <w:spacing w:lineRule="auto" w:line="360" w:before="0" w:after="140"/>
+        <w:ind w:firstLine="850" w:start="0" w:end="0"/>
+        <w:jc w:val="both"/>
+        <w:rPr>
+          <w:rFonts w:eastAsia="Helvetica-Bold"/>
+          <w:sz w:val="28"/>
+          <w:szCs w:val="28"/>
+          <w:lang w:val="en-US"/>
+        </w:rPr>
+      </w:pPr>
+      <w:r>
+        <w:rPr>
+          <w:rFonts w:eastAsia="Helvetica-Bold"/>
+          <w:sz w:val="28"/>
+          <w:szCs w:val="28"/>
+          <w:lang w:val="en-US"/>
+        </w:rPr>
+        <w:t>Коефіцієнти цільової функції (360, 260, 2340) — фінансова результативність одиниці площі кожного виду діяльності. Обмеження відображають реальні ресурсні обмеження сервісного центру: загальну доступну площу (1000 м²), фонд робочого часу (18000 люд.-год.) та бюджет матеріальних витрат (420000 грн.).</w:t>
+      </w:r>
+    </w:p>
+    <w:p>
+      <w:pPr>
+        <w:pStyle w:val="BodyText"/>
+        <w:widowControl/>
+        <w:tabs>
+          <w:tab w:val="clear" w:pos="567"/>
+          <w:tab w:val="left" w:pos="0" w:leader="none"/>
+        </w:tabs>
+        <w:suppressAutoHyphens w:val="true"/>
+        <w:bidi w:val="0"/>
+        <w:spacing w:lineRule="auto" w:line="360" w:before="0" w:after="140"/>
+        <w:ind w:hanging="0" w:start="0" w:end="0"/>
+        <w:jc w:val="center"/>
+        <w:rPr>
+          <w:rFonts w:eastAsia="Helvetica-Bold"/>
+          <w:sz w:val="28"/>
+          <w:szCs w:val="28"/>
+          <w:lang w:val="en-US"/>
+        </w:rPr>
+      </w:pPr>
+      <w:r>
+        <w:rPr/>
+        <w:drawing>
+          <wp:inline distT="0" distB="0" distL="0" distR="0">
+            <wp:extent cx="4018915" cy="3561080"/>
+            <wp:effectExtent l="0" t="0" r="0" b="0"/>
+            <wp:docPr id="1" name="Image1"/>
+            <wp:cNvGraphicFramePr>
+              <a:graphicFrameLocks xmlns:a="http://schemas.openxmlformats.org/drawingml/2006/main" noChangeAspect="1"/>
+            </wp:cNvGraphicFramePr>
+            <a:graphic xmlns:a="http://schemas.openxmlformats.org/drawingml/2006/main">
+              <a:graphicData uri="http://schemas.openxmlformats.org/drawingml/2006/picture">
+                <pic:pic xmlns:pic="http://schemas.openxmlformats.org/drawingml/2006/picture">
+                  <pic:nvPicPr>
+                    <pic:cNvPr id="1" name="Image1"/>
+                    <pic:cNvPicPr>
+                      <a:picLocks noChangeAspect="1" noChangeArrowheads="1"/>
+                    </pic:cNvPicPr>
+                  </pic:nvPicPr>
+                  <pic:blipFill>
+                    <a:blip r:embed="rId2"/>
+                    <a:stretch>
+                      <a:fillRect/>
+                    </a:stretch>
+                  </pic:blipFill>
+                  <pic:spPr bwMode="auto">
+                    <a:xfrm>
+                      <a:off x="0" y="0"/>
+                      <a:ext cx="4018915" cy="3561080"/>
+                    </a:xfrm>
+                    <a:prstGeom prst="rect">
+                      <a:avLst/>
+                    </a:prstGeom>
+                    <a:noFill/>
+                  </pic:spPr>
+                </pic:pic>
+              </a:graphicData>
+            </a:graphic>
+          </wp:inline>
+        </w:drawing>
+      </w:r>
+    </w:p>
+    <w:p>
+      <w:pPr>
+        <w:pStyle w:val="BodyText"/>
+        <w:widowControl/>
+        <w:tabs>
+          <w:tab w:val="clear" w:pos="567"/>
+          <w:tab w:val="left" w:pos="0" w:leader="none"/>
+        </w:tabs>
+        <w:suppressAutoHyphens w:val="true"/>
+        <w:bidi w:val="0"/>
+        <w:spacing w:lineRule="auto" w:line="360" w:before="0" w:after="140"/>
+        <w:ind w:hanging="0" w:start="0" w:end="0"/>
+        <w:jc w:val="center"/>
+        <w:rPr>
+          <w:rFonts w:eastAsia="Helvetica-Bold"/>
+          <w:sz w:val="28"/>
+          <w:szCs w:val="28"/>
+          <w:lang w:val="en-US"/>
+        </w:rPr>
+      </w:pPr>
+      <w:r>
+        <w:rPr>
+          <w:rFonts w:eastAsia="Helvetica-Bold"/>
+          <w:sz w:val="28"/>
+          <w:szCs w:val="28"/>
+          <w:lang w:val="en-US"/>
+        </w:rPr>
+        <w:t>Рисунок 1 – Answer report</w:t>
+      </w:r>
+    </w:p>
+    <w:p>
+      <w:pPr>
+        <w:pStyle w:val="BodyText"/>
+        <w:widowControl/>
+        <w:tabs>
+          <w:tab w:val="clear" w:pos="567"/>
+          <w:tab w:val="left" w:pos="0" w:leader="none"/>
+        </w:tabs>
+        <w:suppressAutoHyphens w:val="true"/>
+        <w:bidi w:val="0"/>
+        <w:spacing w:lineRule="auto" w:line="360" w:before="0" w:after="140"/>
+        <w:ind w:hanging="0" w:start="0" w:end="0"/>
+        <w:jc w:val="center"/>
+        <w:rPr>
+          <w:rFonts w:eastAsia="Helvetica-Bold"/>
+          <w:sz w:val="28"/>
+          <w:szCs w:val="28"/>
+          <w:lang w:val="en-US"/>
+        </w:rPr>
+      </w:pPr>
+      <w:r>
+        <w:rPr/>
+        <w:drawing>
+          <wp:inline distT="0" distB="0" distL="0" distR="0">
+            <wp:extent cx="3975735" cy="2136775"/>
+            <wp:effectExtent l="0" t="0" r="0" b="0"/>
+            <wp:docPr id="2" name="Image2"/>
+            <wp:cNvGraphicFramePr>
+              <a:graphicFrameLocks xmlns:a="http://schemas.openxmlformats.org/drawingml/2006/main" noChangeAspect="1"/>
+            </wp:cNvGraphicFramePr>
+            <a:graphic xmlns:a="http://schemas.openxmlformats.org/drawingml/2006/main">
+              <a:graphicData uri="http://schemas.openxmlformats.org/drawingml/2006/picture">
+                <pic:pic xmlns:pic="http://schemas.openxmlformats.org/drawingml/2006/picture">
+                  <pic:nvPicPr>
+                    <pic:cNvPr id="2" name="Image2"/>
+                    <pic:cNvPicPr>
+                      <a:picLocks noChangeAspect="1" noChangeArrowheads="1"/>
+                    </pic:cNvPicPr>
+                  </pic:nvPicPr>
+                  <pic:blipFill>
+                    <a:blip r:embed="rId3"/>
+                    <a:stretch>
+                      <a:fillRect/>
+                    </a:stretch>
+                  </pic:blipFill>
+                  <pic:spPr bwMode="auto">
+                    <a:xfrm>
+                      <a:off x="0" y="0"/>
+                      <a:ext cx="3975735" cy="2136775"/>
+                    </a:xfrm>
+                    <a:prstGeom prst="rect">
+                      <a:avLst/>
+                    </a:prstGeom>
+                    <a:noFill/>
+                  </pic:spPr>
+                </pic:pic>
+              </a:graphicData>
+            </a:graphic>
+          </wp:inline>
+        </w:drawing>
+      </w:r>
+    </w:p>
+    <w:p>
+      <w:pPr>
+        <w:pStyle w:val="BodyText"/>
+        <w:widowControl/>
+        <w:tabs>
+          <w:tab w:val="clear" w:pos="567"/>
+          <w:tab w:val="left" w:pos="0" w:leader="none"/>
+        </w:tabs>
+        <w:suppressAutoHyphens w:val="true"/>
+        <w:bidi w:val="0"/>
+        <w:spacing w:lineRule="auto" w:line="360" w:before="0" w:after="140"/>
+        <w:ind w:hanging="0" w:start="0" w:end="0"/>
+        <w:jc w:val="center"/>
+        <w:rPr>
+          <w:rFonts w:eastAsia="Helvetica-Bold"/>
+          <w:sz w:val="28"/>
+          <w:szCs w:val="28"/>
+          <w:lang w:val="en-US"/>
+        </w:rPr>
+      </w:pPr>
+      <w:r>
+        <w:rPr>
+          <w:rFonts w:eastAsia="Helvetica-Bold"/>
+          <w:sz w:val="28"/>
+          <w:szCs w:val="28"/>
+          <w:lang w:val="en-US"/>
+        </w:rPr>
+        <w:t>Рисунок 2 – Sensitivity report</w:t>
+      </w:r>
+    </w:p>
+    <w:p>
+      <w:pPr>
+        <w:pStyle w:val="BodyText"/>
+        <w:widowControl/>
+        <w:tabs>
+          <w:tab w:val="clear" w:pos="567"/>
+          <w:tab w:val="left" w:pos="0" w:leader="none"/>
+        </w:tabs>
+        <w:suppressAutoHyphens w:val="true"/>
+        <w:bidi w:val="0"/>
+        <w:spacing w:lineRule="auto" w:line="360" w:before="0" w:after="140"/>
+        <w:ind w:hanging="0" w:start="0" w:end="0"/>
+        <w:jc w:val="center"/>
+        <w:rPr>
+          <w:rFonts w:eastAsia="Helvetica-Bold"/>
+          <w:sz w:val="28"/>
+          <w:szCs w:val="28"/>
+          <w:lang w:val="en-US"/>
+        </w:rPr>
+      </w:pPr>
+      <w:r>
+        <w:rPr/>
+        <w:drawing>
+          <wp:inline distT="0" distB="0" distL="0" distR="0">
+            <wp:extent cx="4370705" cy="2185035"/>
+            <wp:effectExtent l="0" t="0" r="0" b="0"/>
+            <wp:docPr id="3" name="Image3"/>
+            <wp:cNvGraphicFramePr>
+              <a:graphicFrameLocks xmlns:a="http://schemas.openxmlformats.org/drawingml/2006/main" noChangeAspect="1"/>
+            </wp:cNvGraphicFramePr>
+            <a:graphic xmlns:a="http://schemas.openxmlformats.org/drawingml/2006/main">
+              <a:graphicData uri="http://schemas.openxmlformats.org/drawingml/2006/picture">
+                <pic:pic xmlns:pic="http://schemas.openxmlformats.org/drawingml/2006/picture">
+                  <pic:nvPicPr>
+                    <pic:cNvPr id="3" name="Image3"/>
+                    <pic:cNvPicPr>
+                      <a:picLocks noChangeAspect="1" noChangeArrowheads="1"/>
+                    </pic:cNvPicPr>
+                  </pic:nvPicPr>
+                  <pic:blipFill>
+                    <a:blip r:embed="rId4"/>
+                    <a:stretch>
+                      <a:fillRect/>
+                    </a:stretch>
+                  </pic:blipFill>
+                  <pic:spPr bwMode="auto">
+                    <a:xfrm>
+                      <a:off x="0" y="0"/>
+                      <a:ext cx="4370705" cy="2185035"/>
+                    </a:xfrm>
+                    <a:prstGeom prst="rect">
+                      <a:avLst/>
+                    </a:prstGeom>
+                    <a:noFill/>
+                  </pic:spPr>
+                </pic:pic>
+              </a:graphicData>
+            </a:graphic>
+          </wp:inline>
+        </w:drawing>
+      </w:r>
+    </w:p>
+    <w:p>
+      <w:pPr>
+        <w:pStyle w:val="BodyText"/>
+        <w:widowControl/>
+        <w:tabs>
+          <w:tab w:val="clear" w:pos="567"/>
+          <w:tab w:val="left" w:pos="0" w:leader="none"/>
+        </w:tabs>
+        <w:suppressAutoHyphens w:val="true"/>
+        <w:bidi w:val="0"/>
+        <w:spacing w:lineRule="auto" w:line="360" w:before="0" w:after="140"/>
+        <w:ind w:hanging="0" w:start="0" w:end="0"/>
+        <w:jc w:val="center"/>
+        <w:rPr>
+          <w:rFonts w:eastAsia="Helvetica-Bold"/>
+          <w:sz w:val="28"/>
+          <w:szCs w:val="28"/>
+          <w:lang w:val="en-US"/>
+        </w:rPr>
+      </w:pPr>
+      <w:r>
+        <w:rPr>
+          <w:rFonts w:eastAsia="Helvetica-Bold"/>
+          <w:sz w:val="28"/>
+          <w:szCs w:val="28"/>
+          <w:lang w:val="en-US"/>
+        </w:rPr>
+        <w:t>Рисунок 3 – Limits report</w:t>
+      </w:r>
+    </w:p>
+    <w:p>
+      <w:pPr>
+        <w:pStyle w:val="BodyText"/>
+        <w:widowControl/>
+        <w:tabs>
+          <w:tab w:val="clear" w:pos="567"/>
+          <w:tab w:val="left" w:pos="0" w:leader="none"/>
+        </w:tabs>
+        <w:suppressAutoHyphens w:val="true"/>
+        <w:bidi w:val="0"/>
+        <w:spacing w:lineRule="auto" w:line="360" w:before="0" w:after="140"/>
+        <w:ind w:hanging="0" w:start="0" w:end="0"/>
+        <w:jc w:val="center"/>
+        <w:rPr>
+          <w:rFonts w:eastAsia="Helvetica-Bold"/>
+          <w:sz w:val="28"/>
+          <w:szCs w:val="28"/>
+          <w:lang w:val="en-US"/>
+        </w:rPr>
+      </w:pPr>
+      <w:r>
+        <w:drawing>
+          <wp:anchor distT="0" distB="0" distL="0" distR="0" simplePos="0" relativeHeight="84" behindDoc="0" locked="0" layoutInCell="0" allowOverlap="1">
+            <wp:simplePos x="0" y="0"/>
+            <wp:positionH relativeFrom="column">
+              <wp:align>center</wp:align>
+            </wp:positionH>
+            <wp:positionV relativeFrom="paragraph">
+              <wp:posOffset>635</wp:posOffset>
+            </wp:positionV>
+            <wp:extent cx="6299835" cy="2478405"/>
+            <wp:effectExtent l="0" t="0" r="0" b="0"/>
+            <wp:wrapSquare wrapText="largest"/>
+            <wp:docPr id="4" name="Image4"/>
+            <wp:cNvGraphicFramePr>
+              <a:graphicFrameLocks xmlns:a="http://schemas.openxmlformats.org/drawingml/2006/main" noChangeAspect="1"/>
+            </wp:cNvGraphicFramePr>
+            <a:graphic xmlns:a="http://schemas.openxmlformats.org/drawingml/2006/main">
+              <a:graphicData uri="http://schemas.openxmlformats.org/drawingml/2006/picture">
+                <pic:pic xmlns:pic="http://schemas.openxmlformats.org/drawingml/2006/picture">
+                  <pic:nvPicPr>
+                    <pic:cNvPr id="4" name="Image4"/>
+                    <pic:cNvPicPr>
+                      <a:picLocks noChangeAspect="1" noChangeArrowheads="1"/>
+                    </pic:cNvPicPr>
+                  </pic:nvPicPr>
+                  <pic:blipFill>
+                    <a:blip r:embed="rId5"/>
+                    <a:stretch>
+                      <a:fillRect/>
+                    </a:stretch>
+                  </pic:blipFill>
+                  <pic:spPr bwMode="auto">
+                    <a:xfrm>
+                      <a:off x="0" y="0"/>
+                      <a:ext cx="6299835" cy="2478405"/>
+                    </a:xfrm>
+                    <a:prstGeom prst="rect">
+                      <a:avLst/>
+                    </a:prstGeom>
+                    <a:noFill/>
+                  </pic:spPr>
+                </pic:pic>
+              </a:graphicData>
+            </a:graphic>
+          </wp:anchor>
+        </w:drawing>
+      </w:r>
+      <w:r>
+        <w:rPr>
+          <w:rFonts w:eastAsia="Helvetica-Bold"/>
+          <w:sz w:val="28"/>
+          <w:szCs w:val="28"/>
+          <w:lang w:val="en-US"/>
+        </w:rPr>
+        <w:t>Рисунок 4 – Розв’язок</w:t>
+      </w:r>
+    </w:p>
+    <w:p>
+      <w:pPr>
+        <w:pStyle w:val="BodyText"/>
+        <w:widowControl/>
+        <w:tabs>
+          <w:tab w:val="clear" w:pos="567"/>
+          <w:tab w:val="left" w:pos="0" w:leader="none"/>
+        </w:tabs>
+        <w:suppressAutoHyphens w:val="true"/>
+        <w:bidi w:val="0"/>
+        <w:spacing w:lineRule="auto" w:line="360" w:before="0" w:after="0"/>
+        <w:ind w:firstLine="850" w:start="0" w:end="0"/>
+        <w:jc w:val="both"/>
+        <w:rPr>
+          <w:rFonts w:eastAsia="Helvetica-Bold"/>
+          <w:sz w:val="28"/>
+          <w:szCs w:val="28"/>
+          <w:lang w:val="en-US"/>
+        </w:rPr>
+      </w:pPr>
+      <w:r>
+        <w:rPr>
+          <w:rFonts w:eastAsia="Helvetica-Bold"/>
+          <w:sz w:val="28"/>
+          <w:szCs w:val="28"/>
+          <w:lang w:val="en-US"/>
+        </w:rPr>
+        <w:t>Оптимальний план сервісного центру має такий вигляд:</w:t>
+      </w:r>
+    </w:p>
+    <w:p>
+      <w:pPr>
+        <w:pStyle w:val="BodyText"/>
+        <w:widowControl/>
+        <w:numPr>
+          <w:ilvl w:val="0"/>
+          <w:numId w:val="7"/>
+        </w:numPr>
+        <w:tabs>
+          <w:tab w:val="clear" w:pos="567"/>
+          <w:tab w:val="left" w:pos="0" w:leader="none"/>
+        </w:tabs>
+        <w:suppressAutoHyphens w:val="true"/>
+        <w:bidi w:val="0"/>
+        <w:spacing w:lineRule="auto" w:line="360" w:before="0" w:after="140"/>
+        <w:ind w:firstLine="850" w:start="0" w:end="0"/>
+        <w:jc w:val="both"/>
+        <w:rPr>
+          <w:rFonts w:eastAsia="Helvetica-Bold"/>
+          <w:sz w:val="28"/>
+          <w:szCs w:val="28"/>
+          <w:lang w:val="en-US"/>
+        </w:rPr>
+      </w:pPr>
+      <w:r>
+        <w:rPr>
+          <w:rFonts w:eastAsia="Helvetica-Bold"/>
+          <w:sz w:val="28"/>
+          <w:szCs w:val="28"/>
+          <w:lang w:val="en-US"/>
+        </w:rPr>
+        <w:t>X1 (РОК) = 675 м²</w:t>
+      </w:r>
+    </w:p>
+    <w:p>
+      <w:pPr>
+        <w:pStyle w:val="BodyText"/>
+        <w:widowControl/>
+        <w:numPr>
+          <w:ilvl w:val="0"/>
+          <w:numId w:val="7"/>
+        </w:numPr>
+        <w:tabs>
+          <w:tab w:val="clear" w:pos="567"/>
+          <w:tab w:val="left" w:pos="0" w:leader="none"/>
+        </w:tabs>
+        <w:suppressAutoHyphens w:val="true"/>
+        <w:bidi w:val="0"/>
+        <w:spacing w:lineRule="auto" w:line="360" w:before="0" w:after="140"/>
+        <w:ind w:firstLine="850" w:start="0" w:end="0"/>
+        <w:jc w:val="both"/>
+        <w:rPr>
+          <w:rFonts w:eastAsia="Helvetica-Bold"/>
+          <w:sz w:val="28"/>
+          <w:szCs w:val="28"/>
+          <w:lang w:val="en-US"/>
+        </w:rPr>
+      </w:pPr>
+      <w:r>
+        <w:rPr>
+          <w:rFonts w:eastAsia="Helvetica-Bold"/>
+          <w:sz w:val="28"/>
+          <w:szCs w:val="28"/>
+          <w:lang w:val="en-US"/>
+        </w:rPr>
+        <w:t>X2 (РНП) = 0 м²</w:t>
+      </w:r>
+    </w:p>
+    <w:p>
+      <w:pPr>
+        <w:pStyle w:val="BodyText"/>
+        <w:widowControl/>
+        <w:numPr>
+          <w:ilvl w:val="0"/>
+          <w:numId w:val="7"/>
+        </w:numPr>
+        <w:tabs>
+          <w:tab w:val="clear" w:pos="567"/>
+          <w:tab w:val="left" w:pos="0" w:leader="none"/>
+        </w:tabs>
+        <w:suppressAutoHyphens w:val="true"/>
+        <w:bidi w:val="0"/>
+        <w:spacing w:lineRule="auto" w:line="360" w:before="0" w:after="140"/>
+        <w:ind w:firstLine="850" w:start="0" w:end="0"/>
+        <w:jc w:val="both"/>
+        <w:rPr>
+          <w:rFonts w:eastAsia="Helvetica-Bold"/>
+          <w:sz w:val="28"/>
+          <w:szCs w:val="28"/>
+          <w:lang w:val="en-US"/>
+        </w:rPr>
+      </w:pPr>
+      <w:r>
+        <w:rPr>
+          <w:rFonts w:eastAsia="Helvetica-Bold"/>
+          <w:sz w:val="28"/>
+          <w:szCs w:val="28"/>
+          <w:lang w:val="en-US"/>
+        </w:rPr>
+        <w:t>X3 (РССП3) = 325 м²</w:t>
+      </w:r>
+    </w:p>
+    <w:p>
+      <w:pPr>
+        <w:pStyle w:val="BodyText"/>
+        <w:widowControl/>
+        <w:numPr>
+          <w:ilvl w:val="0"/>
+          <w:numId w:val="7"/>
+        </w:numPr>
+        <w:tabs>
+          <w:tab w:val="clear" w:pos="567"/>
+          <w:tab w:val="left" w:pos="0" w:leader="none"/>
+        </w:tabs>
+        <w:suppressAutoHyphens w:val="true"/>
+        <w:bidi w:val="0"/>
+        <w:spacing w:lineRule="auto" w:line="360" w:before="0" w:after="140"/>
+        <w:ind w:firstLine="850" w:start="0" w:end="0"/>
+        <w:jc w:val="both"/>
+        <w:rPr>
+          <w:rFonts w:eastAsia="Helvetica-Bold"/>
+          <w:sz w:val="28"/>
+          <w:szCs w:val="28"/>
+          <w:lang w:val="en-US"/>
+        </w:rPr>
+      </w:pPr>
+      <w:r>
+        <w:rPr>
+          <w:rFonts w:eastAsia="Helvetica-Bold"/>
+          <w:sz w:val="28"/>
+          <w:szCs w:val="28"/>
+          <w:lang w:val="en-US"/>
+        </w:rPr>
+        <w:t>W = 1 003 500 грн.</w:t>
+      </w:r>
+    </w:p>
+    <w:p>
+      <w:pPr>
+        <w:pStyle w:val="BodyText"/>
+        <w:widowControl/>
+        <w:tabs>
+          <w:tab w:val="clear" w:pos="567"/>
+          <w:tab w:val="left" w:pos="0" w:leader="none"/>
+        </w:tabs>
+        <w:suppressAutoHyphens w:val="true"/>
+        <w:bidi w:val="0"/>
+        <w:spacing w:lineRule="auto" w:line="360" w:before="0" w:after="140"/>
+        <w:ind w:firstLine="850" w:start="0" w:end="0"/>
+        <w:jc w:val="both"/>
+        <w:rPr>
+          <w:rFonts w:eastAsia="Helvetica-Bold"/>
+          <w:sz w:val="28"/>
+          <w:szCs w:val="28"/>
+          <w:lang w:val="en-US"/>
+        </w:rPr>
+      </w:pPr>
+      <w:r>
+        <w:rPr>
+          <w:rFonts w:eastAsia="Helvetica-Bold"/>
+          <w:sz w:val="28"/>
+          <w:szCs w:val="28"/>
+          <w:lang w:val="en-US"/>
+        </w:rPr>
+        <w:t>Це означає, що для досягнення максимальної фінансової результативності сервісному центру доцільно виділити 675м² під ремонт та обслуговування комп'ютерів і 325м² під розробку та супровід спеціалізованого програмного забезпечення. Площа під ремонт та налагодження принтерів не виділяється.</w:t>
+      </w:r>
+    </w:p>
+    <w:p>
+      <w:pPr>
+        <w:pStyle w:val="BodyText"/>
+        <w:widowControl/>
+        <w:tabs>
+          <w:tab w:val="clear" w:pos="567"/>
+          <w:tab w:val="left" w:pos="0" w:leader="none"/>
+        </w:tabs>
+        <w:suppressAutoHyphens w:val="true"/>
+        <w:bidi w:val="0"/>
+        <w:spacing w:lineRule="auto" w:line="360" w:before="0" w:after="140"/>
+        <w:ind w:firstLine="850" w:start="0" w:end="0"/>
+        <w:jc w:val="both"/>
+        <w:rPr>
+          <w:rFonts w:eastAsia="Helvetica-Bold"/>
+          <w:sz w:val="28"/>
+          <w:szCs w:val="28"/>
+          <w:lang w:val="en-US"/>
+        </w:rPr>
+      </w:pPr>
+      <w:r>
+        <w:rPr>
+          <w:rFonts w:eastAsia="Helvetica-Bold"/>
+          <w:sz w:val="28"/>
+          <w:szCs w:val="28"/>
+          <w:lang w:val="en-US"/>
+        </w:rPr>
+        <w:t>Залишки ресурсів після реалізації оптимального плану:</w:t>
+      </w:r>
+    </w:p>
+    <w:p>
+      <w:pPr>
+        <w:pStyle w:val="BodyText"/>
+        <w:widowControl/>
+        <w:numPr>
+          <w:ilvl w:val="0"/>
+          <w:numId w:val="8"/>
+        </w:numPr>
+        <w:tabs>
+          <w:tab w:val="clear" w:pos="567"/>
+          <w:tab w:val="left" w:pos="0" w:leader="none"/>
+        </w:tabs>
+        <w:suppressAutoHyphens w:val="true"/>
+        <w:bidi w:val="0"/>
+        <w:spacing w:lineRule="auto" w:line="360" w:before="0" w:after="140"/>
+        <w:ind w:firstLine="850" w:start="0" w:end="0"/>
+        <w:jc w:val="both"/>
+        <w:rPr>
+          <w:rFonts w:eastAsia="Helvetica-Bold"/>
+          <w:sz w:val="28"/>
+          <w:szCs w:val="28"/>
+          <w:lang w:val="en-US"/>
+        </w:rPr>
+      </w:pPr>
+      <w:r>
+        <w:rPr>
+          <w:rFonts w:eastAsia="Helvetica-Bold"/>
+          <w:sz w:val="28"/>
+          <w:szCs w:val="28"/>
+          <w:lang w:val="en-US"/>
+        </w:rPr>
+        <w:t>Площа під обладнання: використано повністю (1000 м², залишок — 0)</w:t>
+      </w:r>
+    </w:p>
+    <w:p>
+      <w:pPr>
+        <w:pStyle w:val="BodyText"/>
+        <w:widowControl/>
+        <w:numPr>
+          <w:ilvl w:val="0"/>
+          <w:numId w:val="8"/>
+        </w:numPr>
+        <w:tabs>
+          <w:tab w:val="clear" w:pos="567"/>
+          <w:tab w:val="left" w:pos="0" w:leader="none"/>
+        </w:tabs>
+        <w:suppressAutoHyphens w:val="true"/>
+        <w:bidi w:val="0"/>
+        <w:spacing w:lineRule="auto" w:line="360" w:before="0" w:after="140"/>
+        <w:ind w:firstLine="850" w:start="0" w:end="0"/>
+        <w:jc w:val="both"/>
+        <w:rPr>
+          <w:rFonts w:eastAsia="Helvetica-Bold"/>
+          <w:sz w:val="28"/>
+          <w:szCs w:val="28"/>
+          <w:lang w:val="en-US"/>
+        </w:rPr>
+      </w:pPr>
+      <w:r>
+        <w:rPr>
+          <w:rFonts w:eastAsia="Helvetica-Bold"/>
+          <w:sz w:val="28"/>
+          <w:szCs w:val="28"/>
+          <w:lang w:val="en-US"/>
+        </w:rPr>
+        <w:t>Трудові затрати: використано повністю (18000 люд.-год., залишок — 0)</w:t>
+      </w:r>
+    </w:p>
+    <w:p>
+      <w:pPr>
+        <w:pStyle w:val="BodyText"/>
+        <w:widowControl/>
+        <w:numPr>
+          <w:ilvl w:val="0"/>
+          <w:numId w:val="8"/>
+        </w:numPr>
+        <w:tabs>
+          <w:tab w:val="clear" w:pos="567"/>
+          <w:tab w:val="left" w:pos="0" w:leader="none"/>
+        </w:tabs>
+        <w:suppressAutoHyphens w:val="true"/>
+        <w:bidi w:val="0"/>
+        <w:spacing w:lineRule="auto" w:line="360" w:before="0" w:after="140"/>
+        <w:ind w:firstLine="850" w:start="0" w:end="0"/>
+        <w:jc w:val="both"/>
+        <w:rPr>
+          <w:rFonts w:eastAsia="Helvetica-Bold"/>
+          <w:sz w:val="28"/>
+          <w:szCs w:val="28"/>
+          <w:lang w:val="en-US"/>
+        </w:rPr>
+      </w:pPr>
+      <w:r>
+        <w:rPr>
+          <w:rFonts w:eastAsia="Helvetica-Bold"/>
+          <w:sz w:val="28"/>
+          <w:szCs w:val="28"/>
+          <w:lang w:val="en-US"/>
+        </w:rPr>
+        <w:t>Матеріальні затрати: використано 373 500 грн. з 420 000 грн., залишок становить 46 500 грн.</w:t>
+      </w:r>
+    </w:p>
+    <w:p>
+      <w:pPr>
+        <w:pStyle w:val="BodyText"/>
+        <w:widowControl/>
+        <w:tabs>
+          <w:tab w:val="clear" w:pos="567"/>
+          <w:tab w:val="left" w:pos="0" w:leader="none"/>
+        </w:tabs>
+        <w:suppressAutoHyphens w:val="true"/>
+        <w:bidi w:val="0"/>
+        <w:spacing w:lineRule="auto" w:line="360" w:before="0" w:after="140"/>
+        <w:ind w:firstLine="850" w:start="0" w:end="0"/>
+        <w:jc w:val="both"/>
+        <w:rPr>
+          <w:rFonts w:eastAsia="Helvetica-Bold"/>
+          <w:sz w:val="28"/>
+          <w:szCs w:val="28"/>
+          <w:lang w:val="en-US"/>
+        </w:rPr>
+      </w:pPr>
+      <w:r>
+        <w:rPr/>
+      </w:r>
+      <m:oMath xmlns:m="http://schemas.openxmlformats.org/officeDocument/2006/math">
+        <m:sSub>
+          <m:e>
+            <m:r>
+              <m:t xml:space="preserve">x</m:t>
+            </m:r>
+          </m:e>
+          <m:sub>
+            <m:r>
+              <m:t xml:space="preserve">1</m:t>
+            </m:r>
+          </m:sub>
+        </m:sSub>
+        <m:r>
+          <m:rPr>
+            <m:lit/>
+            <m:nor/>
+          </m:rPr>
+          <m:t xml:space="preserve"> = </m:t>
+        </m:r>
+        <m:r>
+          <m:t xml:space="preserve">675</m:t>
+        </m:r>
+        <m:sSup>
+          <m:e>
+            <m:r>
+              <m:t xml:space="preserve">m</m:t>
+            </m:r>
+          </m:e>
+          <m:sup>
+            <m:r>
+              <m:t xml:space="preserve">2</m:t>
+            </m:r>
+          </m:sup>
+        </m:sSup>
+      </m:oMath>
+      <w:r>
+        <w:rPr>
+          <w:rFonts w:eastAsia="Helvetica-Bold"/>
+          <w:sz w:val="28"/>
+          <w:szCs w:val="28"/>
+          <w:lang w:val="en-US"/>
+        </w:rPr>
+        <w:t xml:space="preserve"> — </w:t>
+      </w:r>
+      <w:r>
+        <w:rPr>
+          <w:rFonts w:eastAsia="Helvetica-Bold"/>
+          <w:sz w:val="28"/>
+          <w:szCs w:val="28"/>
+          <w:lang w:val="en-US"/>
+        </w:rPr>
+        <w:t>вид діяльності є доцільним. Ремонт та обслуговування комп'ютерів забезпечує значний внесок у цільову функцію завдяки раціональному використанню наявних ресурсів.</w:t>
+      </w:r>
+    </w:p>
+    <w:p>
+      <w:pPr>
+        <w:pStyle w:val="BodyText"/>
+        <w:widowControl/>
+        <w:tabs>
+          <w:tab w:val="clear" w:pos="567"/>
+          <w:tab w:val="left" w:pos="0" w:leader="none"/>
+        </w:tabs>
+        <w:suppressAutoHyphens w:val="true"/>
+        <w:bidi w:val="0"/>
+        <w:spacing w:lineRule="auto" w:line="360" w:before="0" w:after="140"/>
+        <w:ind w:firstLine="850" w:start="0" w:end="0"/>
+        <w:jc w:val="both"/>
+        <w:rPr>
+          <w:rFonts w:eastAsia="Helvetica-Bold"/>
+          <w:sz w:val="28"/>
+          <w:szCs w:val="28"/>
+          <w:lang w:val="en-US"/>
+        </w:rPr>
+      </w:pPr>
+      <w:r>
+        <w:rPr/>
+      </w:r>
+      <m:oMath xmlns:m="http://schemas.openxmlformats.org/officeDocument/2006/math">
+        <m:sSub>
+          <m:e>
+            <m:r>
+              <m:t xml:space="preserve">x</m:t>
+            </m:r>
+          </m:e>
+          <m:sub>
+            <m:r>
+              <m:t xml:space="preserve">2</m:t>
+            </m:r>
+          </m:sub>
+        </m:sSub>
+        <m:r>
+          <m:rPr>
+            <m:lit/>
+            <m:nor/>
+          </m:rPr>
+          <m:t xml:space="preserve"> = </m:t>
+        </m:r>
+        <m:r>
+          <m:t xml:space="preserve">0</m:t>
+        </m:r>
+        <m:sSup>
+          <m:e>
+            <m:r>
+              <m:t xml:space="preserve">m</m:t>
+            </m:r>
+          </m:e>
+          <m:sup>
+            <m:r>
+              <m:t xml:space="preserve">2</m:t>
+            </m:r>
+          </m:sup>
+        </m:sSup>
+      </m:oMath>
+      <w:r>
+        <w:rPr>
+          <w:rFonts w:eastAsia="Helvetica-Bold"/>
+          <w:sz w:val="28"/>
+          <w:szCs w:val="28"/>
+          <w:lang w:val="en-US"/>
+        </w:rPr>
+        <w:t xml:space="preserve"> — </w:t>
+      </w:r>
+      <w:r>
+        <w:rPr>
+          <w:rFonts w:eastAsia="Helvetica-Bold"/>
+          <w:sz w:val="28"/>
+          <w:szCs w:val="28"/>
+          <w:lang w:val="en-US"/>
+        </w:rPr>
+        <w:t>вид діяльності є недоцільним. Ремонт та налагодження принтерів не включено до оптимального плану, оскільки його коефіцієнт ефективності (260) є найнижчим серед усіх видів діяльності, а включення його до плану лише зменшило б загальну фінансову результативність.</w:t>
+      </w:r>
+    </w:p>
+    <w:p>
+      <w:pPr>
+        <w:pStyle w:val="BodyText"/>
+        <w:widowControl/>
+        <w:tabs>
+          <w:tab w:val="clear" w:pos="567"/>
+          <w:tab w:val="left" w:pos="0" w:leader="none"/>
+        </w:tabs>
+        <w:suppressAutoHyphens w:val="true"/>
+        <w:bidi w:val="0"/>
+        <w:spacing w:lineRule="auto" w:line="360" w:before="0" w:after="140"/>
+        <w:ind w:firstLine="850" w:start="0" w:end="0"/>
+        <w:jc w:val="both"/>
+        <w:rPr>
+          <w:rFonts w:eastAsia="Helvetica-Bold"/>
+          <w:sz w:val="28"/>
+          <w:szCs w:val="28"/>
+          <w:lang w:val="en-US"/>
+        </w:rPr>
+      </w:pPr>
+      <w:r>
+        <w:rPr/>
+      </w:r>
+      <m:oMath xmlns:m="http://schemas.openxmlformats.org/officeDocument/2006/math">
+        <m:sSub>
+          <m:e>
+            <m:r>
+              <m:t xml:space="preserve">x</m:t>
+            </m:r>
+          </m:e>
+          <m:sub>
+            <m:r>
+              <m:t xml:space="preserve">3</m:t>
+            </m:r>
+          </m:sub>
+        </m:sSub>
+        <m:r>
+          <m:rPr>
+            <m:lit/>
+            <m:nor/>
+          </m:rPr>
+          <m:t xml:space="preserve"> = </m:t>
+        </m:r>
+        <m:r>
+          <m:t xml:space="preserve">325</m:t>
+        </m:r>
+        <m:sSup>
+          <m:e>
+            <m:r>
+              <m:t xml:space="preserve">m</m:t>
+            </m:r>
+          </m:e>
+          <m:sup>
+            <m:r>
+              <m:t xml:space="preserve">2</m:t>
+            </m:r>
+          </m:sup>
+        </m:sSup>
+      </m:oMath>
+      <w:r>
+        <w:rPr>
+          <w:rFonts w:eastAsia="Helvetica-Bold"/>
+          <w:sz w:val="28"/>
+          <w:szCs w:val="28"/>
+          <w:lang w:val="en-US"/>
+        </w:rPr>
+        <w:t xml:space="preserve">— </w:t>
+      </w:r>
+      <w:r>
+        <w:rPr>
+          <w:rFonts w:eastAsia="Helvetica-Bold"/>
+          <w:sz w:val="28"/>
+          <w:szCs w:val="28"/>
+          <w:lang w:val="en-US"/>
+        </w:rPr>
+        <w:t>вид діяльності є доцільним. Розробка та супровід спеціалізованого програмного забезпечення має найвищий коефіцієнт ефективності (2340) і тому займає важливе місце в оптимальному плані.</w:t>
+      </w:r>
+    </w:p>
+    <w:p>
+      <w:pPr>
+        <w:pStyle w:val="BodyText"/>
+        <w:widowControl/>
+        <w:tabs>
+          <w:tab w:val="clear" w:pos="567"/>
+          <w:tab w:val="left" w:pos="0" w:leader="none"/>
+        </w:tabs>
+        <w:suppressAutoHyphens w:val="true"/>
+        <w:bidi w:val="0"/>
+        <w:spacing w:lineRule="auto" w:line="360" w:before="0" w:after="0"/>
+        <w:ind w:firstLine="850" w:start="0" w:end="0"/>
+        <w:jc w:val="both"/>
+        <w:rPr>
+          <w:rFonts w:eastAsia="Helvetica-Bold"/>
+          <w:sz w:val="28"/>
+          <w:szCs w:val="28"/>
+          <w:lang w:val="en-US"/>
+        </w:rPr>
+      </w:pPr>
+      <w:r>
+        <w:rPr>
+          <w:rFonts w:eastAsia="Helvetica-Bold"/>
+          <w:b/>
+          <w:bCs/>
+          <w:sz w:val="28"/>
+          <w:szCs w:val="28"/>
+          <w:lang w:val="en-US"/>
+        </w:rPr>
+        <w:t>Висновок:</w:t>
+      </w:r>
+      <w:r>
+        <w:rPr>
+          <w:rFonts w:eastAsia="Helvetica-Bold"/>
+          <w:sz w:val="28"/>
+          <w:szCs w:val="28"/>
+          <w:lang w:val="en-US"/>
+        </w:rPr>
+        <w:t xml:space="preserve"> У ході лабораторної роботи досліджено процес прийняття рішень в умовах детермінованої визначеності. Задачу оптимального розподілу площі сервісного центру розв'язано засобами MS Excel (Solver, метод Simplex LP).</w:t>
+      </w:r>
+    </w:p>
+    <w:p>
+      <w:pPr>
+        <w:pStyle w:val="BodyText"/>
+        <w:widowControl/>
+        <w:tabs>
+          <w:tab w:val="clear" w:pos="567"/>
+          <w:tab w:val="left" w:pos="0" w:leader="none"/>
+        </w:tabs>
+        <w:suppressAutoHyphens w:val="true"/>
+        <w:bidi w:val="0"/>
+        <w:spacing w:lineRule="auto" w:line="360" w:before="0" w:after="0"/>
+        <w:ind w:firstLine="850" w:start="0" w:end="0"/>
+        <w:jc w:val="both"/>
+        <w:rPr>
+          <w:rFonts w:eastAsia="Helvetica-Bold"/>
+          <w:sz w:val="28"/>
+          <w:szCs w:val="28"/>
+          <w:lang w:val="en-US"/>
+        </w:rPr>
+      </w:pPr>
+      <w:r>
+        <w:rPr>
+          <w:rFonts w:eastAsia="Helvetica-Bold"/>
+          <w:sz w:val="28"/>
+          <w:szCs w:val="28"/>
+          <w:lang w:val="en-US"/>
+        </w:rPr>
+        <w:t>Оптимальний план: X1 = 675 м², X2 = 0 м², X3 = 325 м², W = 1 003 500 грн. Площа та трудові ресурси використані повністю, залишок матеріальних затрат - 46 500 грн. Діяльність РНП визнано недоцільною через найнижчий коефіцієнт ефективності.</w:t>
+      </w:r>
+    </w:p>
+    <w:p>
+      <w:pPr>
+        <w:pStyle w:val="BodyText"/>
+        <w:widowControl/>
+        <w:tabs>
+          <w:tab w:val="clear" w:pos="567"/>
+          <w:tab w:val="left" w:pos="0" w:leader="none"/>
+        </w:tabs>
+        <w:suppressAutoHyphens w:val="true"/>
+        <w:bidi w:val="0"/>
+        <w:spacing w:lineRule="auto" w:line="360" w:before="0" w:after="0"/>
+        <w:ind w:firstLine="850" w:start="0" w:end="0"/>
+        <w:jc w:val="both"/>
+        <w:rPr>
+          <w:rFonts w:eastAsia="Helvetica-Bold"/>
+          <w:sz w:val="28"/>
+          <w:szCs w:val="28"/>
+          <w:lang w:val="en-US"/>
+        </w:rPr>
+      </w:pPr>
+      <w:r>
+        <w:rPr>
+          <w:rFonts w:eastAsia="Helvetica-Bold"/>
+          <w:sz w:val="28"/>
+          <w:szCs w:val="28"/>
+          <w:lang w:val="en-US"/>
+        </w:rPr>
+        <w:t>Використання методів математичного програмування забезпечує прийняття обґрунтованих рішень та максимальну ефективність використання ресурсів.</w:t>
+      </w:r>
+    </w:p>
     <w:sectPr>
-      <w:headerReference w:type="even" r:id="rId2"/>
-      <w:headerReference w:type="default" r:id="rId3"/>
-      <w:headerReference w:type="first" r:id="rId4"/>
+      <w:headerReference w:type="even" r:id="rId6"/>
+      <w:headerReference w:type="default" r:id="rId7"/>
+      <w:headerReference w:type="first" r:id="rId8"/>
       <w:type w:val="nextPage"/>
       <w:pgSz w:w="11906" w:h="16838"/>
       <w:pgMar w:left="1418" w:right="567" w:gutter="0" w:header="709" w:top="766" w:footer="0" w:bottom="1701"/>
@@ -1546,7 +3488,7 @@
       <mc:AlternateContent>
         <mc:Choice Requires="wpg">
           <w:drawing>
-            <wp:anchor distT="13335" distB="13335" distL="13335" distR="9525" simplePos="0" relativeHeight="13" behindDoc="1" locked="0" layoutInCell="1" allowOverlap="1" wp14:anchorId="10994A40">
+            <wp:anchor distT="13335" distB="13335" distL="13335" distR="9525" simplePos="0" relativeHeight="49" behindDoc="1" locked="0" layoutInCell="1" allowOverlap="1" wp14:anchorId="10994A40">
               <wp:simplePos x="0" y="0"/>
               <wp:positionH relativeFrom="column">
                 <wp:posOffset>-229235</wp:posOffset>
@@ -1557,7 +3499,7 @@
               <wp:extent cx="6656705" cy="10290175"/>
               <wp:effectExtent l="13335" t="13335" r="9525" b="13335"/>
               <wp:wrapNone/>
-              <wp:docPr id="1" name="Группа 60"/>
+              <wp:docPr id="5" name="Группа 60"/>
               <a:graphic xmlns:a="http://schemas.openxmlformats.org/drawingml/2006/main">
                 <a:graphicData uri="http://schemas.microsoft.com/office/word/2010/wordprocessingGroup">
                   <wpg:wgp>
@@ -1571,12 +3513,12 @@
                       </a:xfrm>
                     </wpg:grpSpPr>
                     <wps:wsp>
-                      <wps:cNvPr id="2" name="Rectangle 2"/>
+                      <wps:cNvPr id="6" name="Rectangle 2"/>
                       <wps:cNvSpPr/>
                       <wps:spPr>
                         <a:xfrm>
                           <a:off x="748080" y="9753120"/>
-                          <a:ext cx="856080" cy="167760"/>
+                          <a:ext cx="853560" cy="165240"/>
                         </a:xfrm>
                         <a:prstGeom prst="rect">
                           <a:avLst/>
@@ -1665,12 +3607,12 @@
                           </a:xfrm>
                         </wpg:grpSpPr>
                         <wps:wsp>
-                          <wps:cNvPr id="3" name="Rectangle 5"/>
+                          <wps:cNvPr id="7" name="Rectangle 5"/>
                           <wps:cNvSpPr/>
                           <wps:spPr>
                             <a:xfrm>
                               <a:off x="0" y="0"/>
-                              <a:ext cx="6646680" cy="10282680"/>
+                              <a:ext cx="6644160" cy="10280160"/>
                             </a:xfrm>
                             <a:prstGeom prst="rect">
                               <a:avLst/>
@@ -1942,12 +3884,12 @@
                           <wps:bodyPr/>
                         </wps:wsp>
                         <wps:wsp>
-                          <wps:cNvPr id="4" name="Rectangle 16"/>
+                          <wps:cNvPr id="8" name="Rectangle 16"/>
                           <wps:cNvSpPr/>
                           <wps:spPr>
                             <a:xfrm>
                               <a:off x="17640" y="10120680"/>
-                              <a:ext cx="320040" cy="146160"/>
+                              <a:ext cx="317520" cy="143640"/>
                             </a:xfrm>
                             <a:prstGeom prst="rect">
                               <a:avLst/>
@@ -1989,12 +3931,12 @@
                           </wps:bodyPr>
                         </wps:wsp>
                         <wps:wsp>
-                          <wps:cNvPr id="5" name="Rectangle 17"/>
+                          <wps:cNvPr id="9" name="Rectangle 17"/>
                           <wps:cNvSpPr/>
                           <wps:spPr>
                             <a:xfrm>
                               <a:off x="379080" y="10120680"/>
-                              <a:ext cx="320040" cy="146160"/>
+                              <a:ext cx="317520" cy="143640"/>
                             </a:xfrm>
                             <a:prstGeom prst="rect">
                               <a:avLst/>
@@ -2036,12 +3978,12 @@
                           </wps:bodyPr>
                         </wps:wsp>
                         <wps:wsp>
-                          <wps:cNvPr id="6" name="Rectangle 18"/>
+                          <wps:cNvPr id="10" name="Rectangle 18"/>
                           <wps:cNvSpPr/>
                           <wps:spPr>
                             <a:xfrm>
                               <a:off x="754920" y="10120680"/>
-                              <a:ext cx="843120" cy="146160"/>
+                              <a:ext cx="840600" cy="143640"/>
                             </a:xfrm>
                             <a:prstGeom prst="rect">
                               <a:avLst/>
@@ -2170,12 +4112,12 @@
                           </wps:bodyPr>
                         </wps:wsp>
                         <wps:wsp>
-                          <wps:cNvPr id="7" name="Rectangle 19"/>
+                          <wps:cNvPr id="11" name="Rectangle 19"/>
                           <wps:cNvSpPr/>
                           <wps:spPr>
                             <a:xfrm>
                               <a:off x="1659240" y="10120680"/>
-                              <a:ext cx="497880" cy="146160"/>
+                              <a:ext cx="495360" cy="143640"/>
                             </a:xfrm>
                             <a:prstGeom prst="rect">
                               <a:avLst/>
@@ -2217,12 +4159,12 @@
                           </wps:bodyPr>
                         </wps:wsp>
                         <wps:wsp>
-                          <wps:cNvPr id="8" name="Rectangle 20"/>
+                          <wps:cNvPr id="12" name="Rectangle 20"/>
                           <wps:cNvSpPr/>
                           <wps:spPr>
                             <a:xfrm>
                               <a:off x="2198880" y="10120680"/>
-                              <a:ext cx="320040" cy="146160"/>
+                              <a:ext cx="317520" cy="143640"/>
                             </a:xfrm>
                             <a:prstGeom prst="rect">
                               <a:avLst/>
@@ -2264,12 +4206,12 @@
                           </wps:bodyPr>
                         </wps:wsp>
                         <wps:wsp>
-                          <wps:cNvPr id="9" name="Rectangle 21"/>
+                          <wps:cNvPr id="13" name="Rectangle 21"/>
                           <wps:cNvSpPr/>
                           <wps:spPr>
                             <a:xfrm>
                               <a:off x="6310080" y="9769320"/>
-                              <a:ext cx="320040" cy="145440"/>
+                              <a:ext cx="317520" cy="142920"/>
                             </a:xfrm>
                             <a:prstGeom prst="rect">
                               <a:avLst/>
@@ -2311,12 +4253,12 @@
                           </wps:bodyPr>
                         </wps:wsp>
                         <wps:wsp>
-                          <wps:cNvPr id="10" name="Rectangle 22"/>
+                          <wps:cNvPr id="14" name="Rectangle 22"/>
                           <wps:cNvSpPr/>
                           <wps:spPr>
                             <a:xfrm>
                               <a:off x="6310080" y="10005120"/>
-                              <a:ext cx="320040" cy="204480"/>
+                              <a:ext cx="317520" cy="201960"/>
                             </a:xfrm>
                             <a:prstGeom prst="rect">
                               <a:avLst/>
@@ -2381,7 +4323,7 @@
                                     <w:sz w:val="24"/>
                                     <w:lang w:val="ru-RU"/>
                                   </w:rPr>
-                                  <w:t>2</w:t>
+                                  <w:t>6</w:t>
                                 </w:r>
                                 <w:r>
                                   <w:rPr>
@@ -2399,12 +4341,12 @@
                           </wps:bodyPr>
                         </wps:wsp>
                         <wps:wsp>
-                          <wps:cNvPr id="11" name="Rectangle 23"/>
+                          <wps:cNvPr id="15" name="Rectangle 23"/>
                           <wps:cNvSpPr/>
                           <wps:spPr>
                             <a:xfrm>
                               <a:off x="2578680" y="9894600"/>
-                              <a:ext cx="3674880" cy="232560"/>
+                              <a:ext cx="3672360" cy="230040"/>
                             </a:xfrm>
                             <a:prstGeom prst="rect">
                               <a:avLst/>
@@ -2551,12 +4493,12 @@
                         </wps:wsp>
                       </wpg:grpSp>
                       <wps:wsp>
-                        <wps:cNvPr id="12" name="Rectangle 24"/>
+                        <wps:cNvPr id="16" name="Rectangle 24"/>
                         <wps:cNvSpPr/>
                         <wps:spPr>
                           <a:xfrm>
                             <a:off x="748080" y="9928080"/>
-                            <a:ext cx="870480" cy="163800"/>
+                            <a:ext cx="867960" cy="161280"/>
                           </a:xfrm>
                           <a:prstGeom prst="rect">
                             <a:avLst/>
@@ -2606,7 +4548,7 @@
         <mc:Fallback>
           <w:pict>
             <v:group id="shape_0" alt="Группа 60" style="position:absolute;margin-left:-18.05pt;margin-top:-20.95pt;width:524.1pt;height:810.2pt" coordorigin="-361,-419" coordsize="10482,16204">
-              <v:rect id="shape_0" stroked="f" o:allowincell="f" style="position:absolute;left:817;top:14940;width:1347;height:263;mso-wrap-style:square;v-text-anchor:top">
+              <v:rect id="shape_0" stroked="f" o:allowincell="f" style="position:absolute;left:817;top:14940;width:1343;height:259;mso-wrap-style:square;v-text-anchor:top">
                 <v:fill o:detectmouseclick="t" on="false"/>
                 <v:stroke color="#3465a4" joinstyle="round" endcap="flat"/>
                 <v:textbox>
@@ -2665,7 +4607,7 @@
               </v:rect>
               <v:group id="shape_0" style="position:absolute;left:-361;top:-419;width:10482;height:16204">
                 <v:group id="shape_0" style="position:absolute;left:-361;top:-419;width:10482;height:16204">
-                  <v:rect id="shape_0" stroked="t" o:allowincell="f" style="position:absolute;left:-361;top:-419;width:10466;height:16192;mso-wrap-style:none;v-text-anchor:middle">
+                  <v:rect id="shape_0" stroked="t" o:allowincell="f" style="position:absolute;left:-361;top:-419;width:10462;height:16188;mso-wrap-style:none;v-text-anchor:middle">
                     <v:fill o:detectmouseclick="t" on="false"/>
                     <v:stroke color="black" weight="25560" joinstyle="miter" endcap="flat"/>
                     <w10:wrap type="none"/>
@@ -2720,7 +4662,7 @@
                     <v:fill o:detectmouseclick="t" on="false"/>
                     <w10:wrap type="none"/>
                   </v:line>
-                  <v:rect id="shape_0" stroked="f" o:allowincell="f" style="position:absolute;left:-333;top:15519;width:503;height:229;mso-wrap-style:square;v-text-anchor:top">
+                  <v:rect id="shape_0" stroked="f" o:allowincell="f" style="position:absolute;left:-333;top:15519;width:499;height:225;mso-wrap-style:square;v-text-anchor:top">
                     <v:fill o:detectmouseclick="t" on="false"/>
                     <v:stroke color="#3465a4" joinstyle="round" endcap="flat"/>
                     <v:textbox>
@@ -2746,7 +4688,7 @@
                     </v:textbox>
                     <w10:wrap type="none"/>
                   </v:rect>
-                  <v:rect id="shape_0" stroked="f" o:allowincell="f" style="position:absolute;left:236;top:15519;width:503;height:229;mso-wrap-style:square;v-text-anchor:top">
+                  <v:rect id="shape_0" stroked="f" o:allowincell="f" style="position:absolute;left:236;top:15519;width:499;height:225;mso-wrap-style:square;v-text-anchor:top">
                     <v:fill o:detectmouseclick="t" on="false"/>
                     <v:stroke color="#3465a4" joinstyle="round" endcap="flat"/>
                     <v:textbox>
@@ -2772,7 +4714,7 @@
                     </v:textbox>
                     <w10:wrap type="none"/>
                   </v:rect>
-                  <v:rect id="shape_0" stroked="f" o:allowincell="f" style="position:absolute;left:828;top:15519;width:1327;height:229;mso-wrap-style:square;v-text-anchor:top">
+                  <v:rect id="shape_0" stroked="f" o:allowincell="f" style="position:absolute;left:828;top:15519;width:1323;height:225;mso-wrap-style:square;v-text-anchor:top">
                     <v:fill o:detectmouseclick="t" on="false"/>
                     <v:stroke color="#3465a4" joinstyle="round" endcap="flat"/>
                     <v:textbox>
@@ -2885,7 +4827,7 @@
                     </v:textbox>
                     <w10:wrap type="none"/>
                   </v:rect>
-                  <v:rect id="shape_0" stroked="f" o:allowincell="f" style="position:absolute;left:2252;top:15519;width:783;height:229;mso-wrap-style:square;v-text-anchor:top">
+                  <v:rect id="shape_0" stroked="f" o:allowincell="f" style="position:absolute;left:2252;top:15519;width:779;height:225;mso-wrap-style:square;v-text-anchor:top">
                     <v:fill o:detectmouseclick="t" on="false"/>
                     <v:stroke color="#3465a4" joinstyle="round" endcap="flat"/>
                     <v:textbox>
@@ -2911,7 +4853,7 @@
                     </v:textbox>
                     <w10:wrap type="none"/>
                   </v:rect>
-                  <v:rect id="shape_0" stroked="f" o:allowincell="f" style="position:absolute;left:3102;top:15519;width:503;height:229;mso-wrap-style:square;v-text-anchor:top">
+                  <v:rect id="shape_0" stroked="f" o:allowincell="f" style="position:absolute;left:3102;top:15519;width:499;height:225;mso-wrap-style:square;v-text-anchor:top">
                     <v:fill o:detectmouseclick="t" on="false"/>
                     <v:stroke color="#3465a4" joinstyle="round" endcap="flat"/>
                     <v:textbox>
@@ -2937,7 +4879,7 @@
                     </v:textbox>
                     <w10:wrap type="none"/>
                   </v:rect>
-                  <v:rect id="shape_0" stroked="f" o:allowincell="f" style="position:absolute;left:9576;top:14966;width:503;height:228;mso-wrap-style:square;v-text-anchor:top">
+                  <v:rect id="shape_0" stroked="f" o:allowincell="f" style="position:absolute;left:9576;top:14966;width:499;height:224;mso-wrap-style:square;v-text-anchor:top">
                     <v:fill o:detectmouseclick="t" on="false"/>
                     <v:stroke color="#3465a4" joinstyle="round" endcap="flat"/>
                     <v:textbox>
@@ -2963,7 +4905,7 @@
                     </v:textbox>
                     <w10:wrap type="none"/>
                   </v:rect>
-                  <v:rect id="shape_0" stroked="f" o:allowincell="f" style="position:absolute;left:9576;top:15337;width:503;height:321;mso-wrap-style:square;v-text-anchor:top">
+                  <v:rect id="shape_0" stroked="f" o:allowincell="f" style="position:absolute;left:9576;top:15337;width:499;height:317;mso-wrap-style:square;v-text-anchor:top">
                     <v:fill o:detectmouseclick="t" on="false"/>
                     <v:stroke color="#3465a4" joinstyle="round" endcap="flat"/>
                     <v:textbox>
@@ -3015,7 +4957,7 @@
                               <w:sz w:val="24"/>
                               <w:lang w:val="ru-RU"/>
                             </w:rPr>
-                            <w:t>2</w:t>
+                            <w:t>6</w:t>
                           </w:r>
                           <w:r>
                             <w:rPr>
@@ -3030,7 +4972,7 @@
                     </v:textbox>
                     <w10:wrap type="none"/>
                   </v:rect>
-                  <v:rect id="shape_0" stroked="f" o:allowincell="f" style="position:absolute;left:3700;top:15163;width:5786;height:365;mso-wrap-style:square;v-text-anchor:top">
+                  <v:rect id="shape_0" stroked="f" o:allowincell="f" style="position:absolute;left:3700;top:15163;width:5782;height:361;mso-wrap-style:square;v-text-anchor:top">
                     <v:fill o:detectmouseclick="t" on="false"/>
                     <v:stroke color="#3465a4" joinstyle="round" endcap="flat"/>
                     <v:textbox>
@@ -3161,7 +5103,7 @@
                     <w10:wrap type="none"/>
                   </v:rect>
                 </v:group>
-                <v:rect id="shape_0" stroked="f" o:allowincell="f" style="position:absolute;left:817;top:15216;width:1370;height:257;mso-wrap-style:none;v-text-anchor:middle">
+                <v:rect id="shape_0" stroked="f" o:allowincell="f" style="position:absolute;left:817;top:15216;width:1366;height:253;mso-wrap-style:none;v-text-anchor:middle">
                   <v:fill o:detectmouseclick="t" on="false"/>
                   <v:stroke color="#3465a4" joinstyle="round" endcap="flat"/>
                   <v:textbox>
@@ -3208,7 +5150,7 @@
       <mc:AlternateContent>
         <mc:Choice Requires="wpg">
           <w:drawing>
-            <wp:anchor distT="13335" distB="12065" distL="13335" distR="12065" simplePos="0" relativeHeight="24" behindDoc="1" locked="0" layoutInCell="1" allowOverlap="1" wp14:anchorId="10994A42">
+            <wp:anchor distT="13335" distB="12065" distL="13335" distR="12065" simplePos="0" relativeHeight="60" behindDoc="1" locked="0" layoutInCell="1" allowOverlap="1" wp14:anchorId="10994A42">
               <wp:simplePos x="0" y="0"/>
               <wp:positionH relativeFrom="column">
                 <wp:posOffset>-229870</wp:posOffset>
@@ -3219,7 +5161,7 @@
               <wp:extent cx="6656070" cy="10290175"/>
               <wp:effectExtent l="13335" t="13335" r="12065" b="12065"/>
               <wp:wrapNone/>
-              <wp:docPr id="13" name="Группа 10"/>
+              <wp:docPr id="17" name="Группа 10"/>
               <a:graphic xmlns:a="http://schemas.openxmlformats.org/drawingml/2006/main">
                 <a:graphicData uri="http://schemas.microsoft.com/office/word/2010/wordprocessingGroup">
                   <wpg:wgp>
@@ -3233,12 +5175,12 @@
                       </a:xfrm>
                     </wpg:grpSpPr>
                     <wps:wsp>
-                      <wps:cNvPr id="14" name="Rectangle 26"/>
+                      <wps:cNvPr id="18" name="Rectangle 26"/>
                       <wps:cNvSpPr/>
                       <wps:spPr>
                         <a:xfrm>
                           <a:off x="0" y="0"/>
-                          <a:ext cx="6646680" cy="10282680"/>
+                          <a:ext cx="6644160" cy="10280160"/>
                         </a:xfrm>
                         <a:prstGeom prst="rect">
                           <a:avLst/>
@@ -3485,12 +5427,12 @@
                       <wps:bodyPr/>
                     </wps:wsp>
                     <wps:wsp>
-                      <wps:cNvPr id="15" name="Rectangle 36"/>
+                      <wps:cNvPr id="19" name="Rectangle 36"/>
                       <wps:cNvSpPr/>
                       <wps:spPr>
                         <a:xfrm>
                           <a:off x="17640" y="9220680"/>
-                          <a:ext cx="280800" cy="146160"/>
+                          <a:ext cx="278280" cy="143640"/>
                         </a:xfrm>
                         <a:prstGeom prst="rect">
                           <a:avLst/>
@@ -3540,12 +5482,12 @@
                       </wps:bodyPr>
                     </wps:wsp>
                     <wps:wsp>
-                      <wps:cNvPr id="16" name="Rectangle 37"/>
+                      <wps:cNvPr id="20" name="Rectangle 37"/>
                       <wps:cNvSpPr/>
                       <wps:spPr>
                         <a:xfrm>
                           <a:off x="349920" y="9220680"/>
-                          <a:ext cx="353160" cy="146160"/>
+                          <a:ext cx="350640" cy="143640"/>
                         </a:xfrm>
                         <a:prstGeom prst="rect">
                           <a:avLst/>
@@ -3589,12 +5531,12 @@
                       </wps:bodyPr>
                     </wps:wsp>
                     <wps:wsp>
-                      <wps:cNvPr id="17" name="Rectangle 38"/>
+                      <wps:cNvPr id="21" name="Rectangle 38"/>
                       <wps:cNvSpPr/>
                       <wps:spPr>
                         <a:xfrm>
                           <a:off x="754920" y="9220680"/>
-                          <a:ext cx="843120" cy="146160"/>
+                          <a:ext cx="840600" cy="143640"/>
                         </a:xfrm>
                         <a:prstGeom prst="rect">
                           <a:avLst/>
@@ -3646,12 +5588,12 @@
                       </wps:bodyPr>
                     </wps:wsp>
                     <wps:wsp>
-                      <wps:cNvPr id="18" name="Rectangle 39"/>
+                      <wps:cNvPr id="22" name="Rectangle 39"/>
                       <wps:cNvSpPr/>
                       <wps:spPr>
                         <a:xfrm>
                           <a:off x="1659240" y="9220680"/>
-                          <a:ext cx="497880" cy="146160"/>
+                          <a:ext cx="495360" cy="143640"/>
                         </a:xfrm>
                         <a:prstGeom prst="rect">
                           <a:avLst/>
@@ -3695,12 +5637,12 @@
                       </wps:bodyPr>
                     </wps:wsp>
                     <wps:wsp>
-                      <wps:cNvPr id="19" name="Rectangle 40"/>
+                      <wps:cNvPr id="23" name="Rectangle 40"/>
                       <wps:cNvSpPr/>
                       <wps:spPr>
                         <a:xfrm>
                           <a:off x="2198880" y="9220680"/>
-                          <a:ext cx="320040" cy="146160"/>
+                          <a:ext cx="317520" cy="143640"/>
                         </a:xfrm>
                         <a:prstGeom prst="rect">
                           <a:avLst/>
@@ -3744,12 +5686,12 @@
                       </wps:bodyPr>
                     </wps:wsp>
                     <wps:wsp>
-                      <wps:cNvPr id="20" name="Rectangle 41"/>
+                      <wps:cNvPr id="24" name="Rectangle 41"/>
                       <wps:cNvSpPr/>
                       <wps:spPr>
                         <a:xfrm>
                           <a:off x="5304240" y="9399240"/>
-                          <a:ext cx="478080" cy="145440"/>
+                          <a:ext cx="475560" cy="142920"/>
                         </a:xfrm>
                         <a:prstGeom prst="rect">
                           <a:avLst/>
@@ -3790,12 +5732,12 @@
                       </wps:bodyPr>
                     </wps:wsp>
                     <wps:wsp>
-                      <wps:cNvPr id="21" name="Rectangle 42"/>
+                      <wps:cNvPr id="25" name="Rectangle 42"/>
                       <wps:cNvSpPr/>
                       <wps:spPr>
                         <a:xfrm>
                           <a:off x="5304240" y="9587160"/>
-                          <a:ext cx="478080" cy="146160"/>
+                          <a:ext cx="475560" cy="143640"/>
                         </a:xfrm>
                         <a:prstGeom prst="rect">
                           <a:avLst/>
@@ -3837,12 +5779,12 @@
                       </wps:bodyPr>
                     </wps:wsp>
                     <wps:wsp>
-                      <wps:cNvPr id="22" name="Rectangle 43"/>
+                      <wps:cNvPr id="26" name="Rectangle 43"/>
                       <wps:cNvSpPr/>
                       <wps:spPr>
                         <a:xfrm>
                           <a:off x="2585880" y="8977680"/>
-                          <a:ext cx="3979440" cy="230040"/>
+                          <a:ext cx="3976920" cy="227160"/>
                         </a:xfrm>
                         <a:prstGeom prst="rect">
                           <a:avLst/>
@@ -4095,16 +6037,16 @@
                       <wpg:grpSpPr>
                         <a:xfrm>
                           <a:off x="12600" y="9387720"/>
-                          <a:ext cx="1604520" cy="170640"/>
+                          <a:ext cx="1602000" cy="168120"/>
                         </a:xfrm>
                       </wpg:grpSpPr>
                       <wps:wsp>
-                        <wps:cNvPr id="23" name="Rectangle 50"/>
+                        <wps:cNvPr id="27" name="Rectangle 50"/>
                         <wps:cNvSpPr/>
                         <wps:spPr>
                           <a:xfrm>
                             <a:off x="0" y="15840"/>
-                            <a:ext cx="694800" cy="146160"/>
+                            <a:ext cx="692280" cy="143640"/>
                           </a:xfrm>
                           <a:prstGeom prst="rect">
                             <a:avLst/>
@@ -4157,12 +6099,12 @@
                         </wps:bodyPr>
                       </wps:wsp>
                       <wps:wsp>
-                        <wps:cNvPr id="24" name="Rectangle 51"/>
+                        <wps:cNvPr id="28" name="Rectangle 51"/>
                         <wps:cNvSpPr/>
                         <wps:spPr>
                           <a:xfrm>
                             <a:off x="734040" y="0"/>
-                            <a:ext cx="870480" cy="170640"/>
+                            <a:ext cx="867960" cy="168120"/>
                           </a:xfrm>
                           <a:prstGeom prst="rect">
                             <a:avLst/>
@@ -4228,16 +6170,16 @@
                       <wpg:grpSpPr>
                         <a:xfrm>
                           <a:off x="12600" y="9582120"/>
-                          <a:ext cx="1585080" cy="146160"/>
+                          <a:ext cx="1582560" cy="143640"/>
                         </a:xfrm>
                       </wpg:grpSpPr>
                       <wps:wsp>
-                        <wps:cNvPr id="25" name="Rectangle 53"/>
+                        <wps:cNvPr id="29" name="Rectangle 53"/>
                         <wps:cNvSpPr/>
                         <wps:spPr>
                           <a:xfrm>
                             <a:off x="0" y="0"/>
-                            <a:ext cx="694800" cy="146160"/>
+                            <a:ext cx="692280" cy="143640"/>
                           </a:xfrm>
                           <a:prstGeom prst="rect">
                             <a:avLst/>
@@ -4285,12 +6227,12 @@
                         </wps:bodyPr>
                       </wps:wsp>
                       <wps:wsp>
-                        <wps:cNvPr id="26" name="Rectangle 54"/>
+                        <wps:cNvPr id="30" name="Rectangle 54"/>
                         <wps:cNvSpPr/>
                         <wps:spPr>
                           <a:xfrm>
                             <a:off x="741960" y="0"/>
-                            <a:ext cx="843120" cy="146160"/>
+                            <a:ext cx="840600" cy="143640"/>
                           </a:xfrm>
                           <a:prstGeom prst="rect">
                             <a:avLst/>
@@ -4341,16 +6283,16 @@
                       <wpg:grpSpPr>
                         <a:xfrm>
                           <a:off x="12600" y="9765000"/>
-                          <a:ext cx="1585080" cy="146160"/>
+                          <a:ext cx="1582560" cy="143640"/>
                         </a:xfrm>
                       </wpg:grpSpPr>
                       <wps:wsp>
-                        <wps:cNvPr id="27" name="Rectangle 56"/>
+                        <wps:cNvPr id="31" name="Rectangle 56"/>
                         <wps:cNvSpPr/>
                         <wps:spPr>
                           <a:xfrm>
                             <a:off x="0" y="0"/>
-                            <a:ext cx="694800" cy="146160"/>
+                            <a:ext cx="692280" cy="143640"/>
                           </a:xfrm>
                           <a:prstGeom prst="rect">
                             <a:avLst/>
@@ -4395,12 +6337,12 @@
                         </wps:bodyPr>
                       </wps:wsp>
                       <wps:wsp>
-                        <wps:cNvPr id="28" name="Rectangle 57"/>
+                        <wps:cNvPr id="32" name="Rectangle 57"/>
                         <wps:cNvSpPr/>
                         <wps:spPr>
                           <a:xfrm>
                             <a:off x="741960" y="0"/>
-                            <a:ext cx="843120" cy="146160"/>
+                            <a:ext cx="840600" cy="143640"/>
                           </a:xfrm>
                           <a:prstGeom prst="rect">
                             <a:avLst/>
@@ -4439,16 +6381,16 @@
                       <wpg:grpSpPr>
                         <a:xfrm>
                           <a:off x="12600" y="9942840"/>
-                          <a:ext cx="1585080" cy="146160"/>
+                          <a:ext cx="1582560" cy="143640"/>
                         </a:xfrm>
                       </wpg:grpSpPr>
                       <wps:wsp>
-                        <wps:cNvPr id="29" name="Rectangle 59"/>
+                        <wps:cNvPr id="33" name="Rectangle 59"/>
                         <wps:cNvSpPr/>
                         <wps:spPr>
                           <a:xfrm>
                             <a:off x="0" y="0"/>
-                            <a:ext cx="694800" cy="146160"/>
+                            <a:ext cx="692280" cy="143640"/>
                           </a:xfrm>
                           <a:prstGeom prst="rect">
                             <a:avLst/>
@@ -4493,12 +6435,12 @@
                         </wps:bodyPr>
                       </wps:wsp>
                       <wps:wsp>
-                        <wps:cNvPr id="30" name="Rectangle 60"/>
+                        <wps:cNvPr id="34" name="Rectangle 60"/>
                         <wps:cNvSpPr/>
                         <wps:spPr>
                           <a:xfrm>
                             <a:off x="741960" y="0"/>
-                            <a:ext cx="843120" cy="146160"/>
+                            <a:ext cx="840600" cy="143640"/>
                           </a:xfrm>
                           <a:prstGeom prst="rect">
                             <a:avLst/>
@@ -4537,16 +6479,16 @@
                       <wpg:grpSpPr>
                         <a:xfrm>
                           <a:off x="12600" y="10120680"/>
-                          <a:ext cx="1585080" cy="146160"/>
+                          <a:ext cx="1582560" cy="143640"/>
                         </a:xfrm>
                       </wpg:grpSpPr>
                       <wps:wsp>
-                        <wps:cNvPr id="31" name="Rectangle 62"/>
+                        <wps:cNvPr id="35" name="Rectangle 62"/>
                         <wps:cNvSpPr/>
                         <wps:spPr>
                           <a:xfrm>
                             <a:off x="0" y="0"/>
-                            <a:ext cx="694800" cy="146160"/>
+                            <a:ext cx="692280" cy="143640"/>
                           </a:xfrm>
                           <a:prstGeom prst="rect">
                             <a:avLst/>
@@ -4591,12 +6533,12 @@
                         </wps:bodyPr>
                       </wps:wsp>
                       <wps:wsp>
-                        <wps:cNvPr id="32" name="Rectangle 63"/>
+                        <wps:cNvPr id="36" name="Rectangle 63"/>
                         <wps:cNvSpPr/>
                         <wps:spPr>
                           <a:xfrm>
                             <a:off x="741960" y="0"/>
-                            <a:ext cx="843120" cy="146160"/>
+                            <a:ext cx="840600" cy="143640"/>
                           </a:xfrm>
                           <a:prstGeom prst="rect">
                             <a:avLst/>
@@ -4664,12 +6606,12 @@
                       <wps:bodyPr/>
                     </wps:wsp>
                     <wps:wsp>
-                      <wps:cNvPr id="33" name="Rectangle 65"/>
+                      <wps:cNvPr id="37" name="Rectangle 65"/>
                       <wps:cNvSpPr/>
                       <wps:spPr>
                         <a:xfrm>
                           <a:off x="2593440" y="9523800"/>
-                          <a:ext cx="2089800" cy="719280"/>
+                          <a:ext cx="2087280" cy="716760"/>
                         </a:xfrm>
                         <a:prstGeom prst="rect">
                           <a:avLst/>
@@ -4812,12 +6754,12 @@
                       <wps:bodyPr/>
                     </wps:wsp>
                     <wps:wsp>
-                      <wps:cNvPr id="34" name="Rectangle 69"/>
+                      <wps:cNvPr id="38" name="Rectangle 69"/>
                       <wps:cNvSpPr/>
                       <wps:spPr>
                         <a:xfrm>
                           <a:off x="4759920" y="9399240"/>
-                          <a:ext cx="477360" cy="145440"/>
+                          <a:ext cx="474840" cy="142920"/>
                         </a:xfrm>
                         <a:prstGeom prst="rect">
                           <a:avLst/>
@@ -4857,12 +6799,12 @@
                       </wps:bodyPr>
                     </wps:wsp>
                     <wps:wsp>
-                      <wps:cNvPr id="35" name="Rectangle 70"/>
+                      <wps:cNvPr id="39" name="Rectangle 70"/>
                       <wps:cNvSpPr/>
                       <wps:spPr>
                         <a:xfrm>
                           <a:off x="5852880" y="9399240"/>
-                          <a:ext cx="762120" cy="145440"/>
+                          <a:ext cx="759600" cy="142920"/>
                         </a:xfrm>
                         <a:prstGeom prst="rect">
                           <a:avLst/>
@@ -4903,12 +6845,12 @@
                       </wps:bodyPr>
                     </wps:wsp>
                     <wps:wsp>
-                      <wps:cNvPr id="36" name="Rectangle 71"/>
+                      <wps:cNvPr id="40" name="Rectangle 71"/>
                       <wps:cNvSpPr/>
                       <wps:spPr>
                         <a:xfrm>
                           <a:off x="5857920" y="9582120"/>
-                          <a:ext cx="760680" cy="145440"/>
+                          <a:ext cx="758160" cy="142920"/>
                         </a:xfrm>
                         <a:prstGeom prst="rect">
                           <a:avLst/>
@@ -4940,7 +6882,7 @@
                                 <w:sz w:val="20"/>
                                 <w:lang w:val="en-US"/>
                               </w:rPr>
-                              <w:t>2</w:t>
+                              <w:t>6</w:t>
                             </w:r>
                           </w:p>
                         </w:txbxContent>
@@ -5000,12 +6942,12 @@
                       <wps:bodyPr/>
                     </wps:wsp>
                     <wps:wsp>
-                      <wps:cNvPr id="37" name="Rectangle 74"/>
+                      <wps:cNvPr id="41" name="Rectangle 74"/>
                       <wps:cNvSpPr/>
                       <wps:spPr>
                         <a:xfrm>
                           <a:off x="4759920" y="9864720"/>
-                          <a:ext cx="1854720" cy="329400"/>
+                          <a:ext cx="1852200" cy="326880"/>
                         </a:xfrm>
                         <a:prstGeom prst="rect">
                           <a:avLst/>
@@ -5065,7 +7007,7 @@
         <mc:Fallback>
           <w:pict>
             <v:group id="shape_0" alt="Группа 10" style="position:absolute;margin-left:-18.1pt;margin-top:-19.25pt;width:524.05pt;height:810.2pt" coordorigin="-362,-385" coordsize="10481,16204">
-              <v:rect id="shape_0" stroked="t" o:allowincell="f" style="position:absolute;left:-362;top:-385;width:10466;height:16192;mso-wrap-style:none;v-text-anchor:middle">
+              <v:rect id="shape_0" stroked="t" o:allowincell="f" style="position:absolute;left:-362;top:-385;width:10462;height:16188;mso-wrap-style:none;v-text-anchor:middle">
                 <v:fill o:detectmouseclick="t" on="false"/>
                 <v:stroke color="black" weight="25560" joinstyle="miter" endcap="flat"/>
                 <w10:wrap type="none"/>
@@ -5115,7 +7057,7 @@
                 <v:fill o:detectmouseclick="t" on="false"/>
                 <w10:wrap type="none"/>
               </v:line>
-              <v:rect id="shape_0" stroked="f" o:allowincell="f" style="position:absolute;left:-334;top:14136;width:441;height:229;mso-wrap-style:square;v-text-anchor:top">
+              <v:rect id="shape_0" stroked="f" o:allowincell="f" style="position:absolute;left:-334;top:14136;width:437;height:225;mso-wrap-style:square;v-text-anchor:top">
                 <v:fill o:detectmouseclick="t" on="false"/>
                 <v:stroke color="#3465a4" joinstyle="round" endcap="flat"/>
                 <v:textbox>
@@ -5149,7 +7091,7 @@
                 </v:textbox>
                 <w10:wrap type="none"/>
               </v:rect>
-              <v:rect id="shape_0" stroked="f" o:allowincell="f" style="position:absolute;left:189;top:14136;width:555;height:229;mso-wrap-style:square;v-text-anchor:top">
+              <v:rect id="shape_0" stroked="f" o:allowincell="f" style="position:absolute;left:189;top:14136;width:551;height:225;mso-wrap-style:square;v-text-anchor:top">
                 <v:fill o:detectmouseclick="t" on="false"/>
                 <v:stroke color="#3465a4" joinstyle="round" endcap="flat"/>
                 <v:textbox>
@@ -5177,7 +7119,7 @@
                 </v:textbox>
                 <w10:wrap type="none"/>
               </v:rect>
-              <v:rect id="shape_0" stroked="f" o:allowincell="f" style="position:absolute;left:827;top:14136;width:1327;height:229;mso-wrap-style:square;v-text-anchor:top">
+              <v:rect id="shape_0" stroked="f" o:allowincell="f" style="position:absolute;left:827;top:14136;width:1323;height:225;mso-wrap-style:square;v-text-anchor:top">
                 <v:fill o:detectmouseclick="t" on="false"/>
                 <v:stroke color="#3465a4" joinstyle="round" endcap="flat"/>
                 <v:textbox>
@@ -5213,7 +7155,7 @@
                 </v:textbox>
                 <w10:wrap type="none"/>
               </v:rect>
-              <v:rect id="shape_0" stroked="f" o:allowincell="f" style="position:absolute;left:2251;top:14136;width:783;height:229;mso-wrap-style:square;v-text-anchor:top">
+              <v:rect id="shape_0" stroked="f" o:allowincell="f" style="position:absolute;left:2251;top:14136;width:779;height:225;mso-wrap-style:square;v-text-anchor:top">
                 <v:fill o:detectmouseclick="t" on="false"/>
                 <v:stroke color="#3465a4" joinstyle="round" endcap="flat"/>
                 <v:textbox>
@@ -5241,7 +7183,7 @@
                 </v:textbox>
                 <w10:wrap type="none"/>
               </v:rect>
-              <v:rect id="shape_0" stroked="f" o:allowincell="f" style="position:absolute;left:3101;top:14136;width:503;height:229;mso-wrap-style:square;v-text-anchor:top">
+              <v:rect id="shape_0" stroked="f" o:allowincell="f" style="position:absolute;left:3101;top:14136;width:499;height:225;mso-wrap-style:square;v-text-anchor:top">
                 <v:fill o:detectmouseclick="t" on="false"/>
                 <v:stroke color="#3465a4" joinstyle="round" endcap="flat"/>
                 <v:textbox>
@@ -5269,7 +7211,7 @@
                 </v:textbox>
                 <w10:wrap type="none"/>
               </v:rect>
-              <v:rect id="shape_0" stroked="f" o:allowincell="f" style="position:absolute;left:7991;top:14417;width:752;height:228;mso-wrap-style:square;v-text-anchor:top">
+              <v:rect id="shape_0" stroked="f" o:allowincell="f" style="position:absolute;left:7991;top:14417;width:748;height:224;mso-wrap-style:square;v-text-anchor:top">
                 <v:fill o:detectmouseclick="t" on="false"/>
                 <v:stroke color="#3465a4" joinstyle="round" endcap="flat"/>
                 <v:textbox>
@@ -5294,7 +7236,7 @@
                 </v:textbox>
                 <w10:wrap type="none"/>
               </v:rect>
-              <v:rect id="shape_0" stroked="f" o:allowincell="f" style="position:absolute;left:7991;top:14713;width:752;height:229;mso-wrap-style:square;v-text-anchor:top">
+              <v:rect id="shape_0" stroked="f" o:allowincell="f" style="position:absolute;left:7991;top:14713;width:748;height:225;mso-wrap-style:square;v-text-anchor:top">
                 <v:fill o:detectmouseclick="t" on="false"/>
                 <v:stroke color="#3465a4" joinstyle="round" endcap="flat"/>
                 <v:textbox>
@@ -5320,7 +7262,7 @@
                 </v:textbox>
                 <w10:wrap type="none"/>
               </v:rect>
-              <v:rect id="shape_0" stroked="f" o:allowincell="f" style="position:absolute;left:3710;top:13753;width:6266;height:361;mso-wrap-style:square;v-text-anchor:top">
+              <v:rect id="shape_0" stroked="f" o:allowincell="f" style="position:absolute;left:3710;top:13753;width:6262;height:357;mso-wrap-style:square;v-text-anchor:top">
                 <v:fill o:detectmouseclick="t" on="false"/>
                 <v:stroke color="#3465a4" joinstyle="round" endcap="flat"/>
                 <v:textbox>
@@ -5453,8 +7395,8 @@
                 <v:fill o:detectmouseclick="t" on="false"/>
                 <w10:wrap type="none"/>
               </v:line>
-              <v:group id="shape_0" style="position:absolute;left:-342;top:14399;width:2527;height:269">
-                <v:rect id="shape_0" stroked="f" o:allowincell="f" style="position:absolute;left:-342;top:14424;width:1093;height:229;mso-wrap-style:square;v-text-anchor:top">
+              <v:group id="shape_0" style="position:absolute;left:-342;top:14399;width:2523;height:265">
+                <v:rect id="shape_0" stroked="f" o:allowincell="f" style="position:absolute;left:-342;top:14424;width:1089;height:225;mso-wrap-style:square;v-text-anchor:top">
                   <v:fill o:detectmouseclick="t" on="false"/>
                   <v:stroke color="#3465a4" joinstyle="round" endcap="flat"/>
                   <v:textbox>
@@ -5491,7 +7433,7 @@
                   </v:textbox>
                   <w10:wrap type="none"/>
                 </v:rect>
-                <v:rect id="shape_0" stroked="f" o:allowincell="f" style="position:absolute;left:814;top:14399;width:1370;height:268;mso-wrap-style:square;v-text-anchor:top">
+                <v:rect id="shape_0" stroked="f" o:allowincell="f" style="position:absolute;left:814;top:14399;width:1366;height:264;mso-wrap-style:square;v-text-anchor:top">
                   <v:fill o:detectmouseclick="t" on="false"/>
                   <v:stroke color="#3465a4" joinstyle="round" endcap="flat"/>
                   <v:textbox>
@@ -5537,8 +7479,8 @@
                   <w10:wrap type="none"/>
                 </v:rect>
               </v:group>
-              <v:group id="shape_0" style="position:absolute;left:-342;top:14705;width:2496;height:230">
-                <v:rect id="shape_0" stroked="f" o:allowincell="f" style="position:absolute;left:-342;top:14705;width:1093;height:229;mso-wrap-style:square;v-text-anchor:top">
+              <v:group id="shape_0" style="position:absolute;left:-342;top:14705;width:2492;height:226">
+                <v:rect id="shape_0" stroked="f" o:allowincell="f" style="position:absolute;left:-342;top:14705;width:1089;height:225;mso-wrap-style:square;v-text-anchor:top">
                   <v:fill o:detectmouseclick="t" on="false"/>
                   <v:stroke color="#3465a4" joinstyle="round" endcap="flat"/>
                   <v:textbox>
@@ -5570,7 +7512,7 @@
                   </v:textbox>
                   <w10:wrap type="none"/>
                 </v:rect>
-                <v:rect id="shape_0" stroked="f" o:allowincell="f" style="position:absolute;left:826;top:14705;width:1327;height:229;mso-wrap-style:square;v-text-anchor:top">
+                <v:rect id="shape_0" stroked="f" o:allowincell="f" style="position:absolute;left:826;top:14705;width:1323;height:225;mso-wrap-style:square;v-text-anchor:top">
                   <v:fill o:detectmouseclick="t" on="false"/>
                   <v:stroke color="#3465a4" joinstyle="round" endcap="flat"/>
                   <v:textbox>
@@ -5601,8 +7543,8 @@
                   <w10:wrap type="none"/>
                 </v:rect>
               </v:group>
-              <v:group id="shape_0" style="position:absolute;left:-342;top:14993;width:2496;height:230">
-                <v:rect id="shape_0" stroked="f" o:allowincell="f" style="position:absolute;left:-342;top:14993;width:1093;height:229;mso-wrap-style:square;v-text-anchor:top">
+              <v:group id="shape_0" style="position:absolute;left:-342;top:14993;width:2492;height:226">
+                <v:rect id="shape_0" stroked="f" o:allowincell="f" style="position:absolute;left:-342;top:14993;width:1089;height:225;mso-wrap-style:square;v-text-anchor:top">
                   <v:fill o:detectmouseclick="t" on="false"/>
                   <v:stroke color="#3465a4" joinstyle="round" endcap="flat"/>
                   <v:textbox>
@@ -5631,7 +7573,7 @@
                   </v:textbox>
                   <w10:wrap type="none"/>
                 </v:rect>
-                <v:rect id="shape_0" stroked="f" o:allowincell="f" style="position:absolute;left:826;top:14993;width:1327;height:229;mso-wrap-style:none;v-text-anchor:middle">
+                <v:rect id="shape_0" stroked="f" o:allowincell="f" style="position:absolute;left:826;top:14993;width:1323;height:225;mso-wrap-style:none;v-text-anchor:middle">
                   <v:fill o:detectmouseclick="t" on="false"/>
                   <v:stroke color="#3465a4" joinstyle="round" endcap="flat"/>
                   <v:textbox>
@@ -5650,8 +7592,8 @@
                   <w10:wrap type="none"/>
                 </v:rect>
               </v:group>
-              <v:group id="shape_0" style="position:absolute;left:-342;top:15273;width:2496;height:230">
-                <v:rect id="shape_0" stroked="f" o:allowincell="f" style="position:absolute;left:-342;top:15273;width:1093;height:229;mso-wrap-style:square;v-text-anchor:top">
+              <v:group id="shape_0" style="position:absolute;left:-342;top:15273;width:2492;height:226">
+                <v:rect id="shape_0" stroked="f" o:allowincell="f" style="position:absolute;left:-342;top:15273;width:1089;height:225;mso-wrap-style:square;v-text-anchor:top">
                   <v:fill o:detectmouseclick="t" on="false"/>
                   <v:stroke color="#3465a4" joinstyle="round" endcap="flat"/>
                   <v:textbox>
@@ -5680,7 +7622,7 @@
                   </v:textbox>
                   <w10:wrap type="none"/>
                 </v:rect>
-                <v:rect id="shape_0" stroked="f" o:allowincell="f" style="position:absolute;left:826;top:15273;width:1327;height:229;mso-wrap-style:none;v-text-anchor:middle">
+                <v:rect id="shape_0" stroked="f" o:allowincell="f" style="position:absolute;left:826;top:15273;width:1323;height:225;mso-wrap-style:none;v-text-anchor:middle">
                   <v:fill o:detectmouseclick="t" on="false"/>
                   <v:stroke color="#3465a4" joinstyle="round" endcap="flat"/>
                   <v:textbox>
@@ -5699,8 +7641,8 @@
                   <w10:wrap type="none"/>
                 </v:rect>
               </v:group>
-              <v:group id="shape_0" style="position:absolute;left:-342;top:15553;width:2496;height:230">
-                <v:rect id="shape_0" stroked="f" o:allowincell="f" style="position:absolute;left:-342;top:15553;width:1093;height:229;mso-wrap-style:square;v-text-anchor:top">
+              <v:group id="shape_0" style="position:absolute;left:-342;top:15553;width:2492;height:226">
+                <v:rect id="shape_0" stroked="f" o:allowincell="f" style="position:absolute;left:-342;top:15553;width:1089;height:225;mso-wrap-style:square;v-text-anchor:top">
                   <v:fill o:detectmouseclick="t" on="false"/>
                   <v:stroke color="#3465a4" joinstyle="round" endcap="flat"/>
                   <v:textbox>
@@ -5729,7 +7671,7 @@
                   </v:textbox>
                   <w10:wrap type="none"/>
                 </v:rect>
-                <v:rect id="shape_0" stroked="f" o:allowincell="f" style="position:absolute;left:826;top:15553;width:1327;height:229;mso-wrap-style:none;v-text-anchor:middle">
+                <v:rect id="shape_0" stroked="f" o:allowincell="f" style="position:absolute;left:826;top:15553;width:1323;height:225;mso-wrap-style:none;v-text-anchor:middle">
                   <v:fill o:detectmouseclick="t" on="false"/>
                   <v:stroke color="#3465a4" joinstyle="round" endcap="flat"/>
                   <v:textbox>
@@ -5761,7 +7703,7 @@
                 <v:fill o:detectmouseclick="t" on="false"/>
                 <w10:wrap type="none"/>
               </v:line>
-              <v:rect id="shape_0" stroked="f" o:allowincell="f" style="position:absolute;left:3722;top:14613;width:3290;height:1132;mso-wrap-style:square;v-text-anchor:middle">
+              <v:rect id="shape_0" stroked="f" o:allowincell="f" style="position:absolute;left:3722;top:14613;width:3286;height:1128;mso-wrap-style:square;v-text-anchor:middle">
                 <v:fill o:detectmouseclick="t" on="false"/>
                 <v:stroke color="#3465a4" joinstyle="round" endcap="flat"/>
                 <v:textbox>
@@ -5828,7 +7770,7 @@
                 <v:fill o:detectmouseclick="t" on="false"/>
                 <w10:wrap type="none"/>
               </v:line>
-              <v:rect id="shape_0" stroked="f" o:allowincell="f" style="position:absolute;left:7134;top:14417;width:751;height:228;mso-wrap-style:square;v-text-anchor:top">
+              <v:rect id="shape_0" stroked="f" o:allowincell="f" style="position:absolute;left:7134;top:14417;width:747;height:224;mso-wrap-style:square;v-text-anchor:top">
                 <v:fill o:detectmouseclick="t" on="false"/>
                 <v:stroke color="#3465a4" joinstyle="round" endcap="flat"/>
                 <v:textbox>
@@ -5852,7 +7794,7 @@
                 </v:textbox>
                 <w10:wrap type="none"/>
               </v:rect>
-              <v:rect id="shape_0" stroked="f" o:allowincell="f" style="position:absolute;left:8855;top:14417;width:1199;height:228;mso-wrap-style:square;v-text-anchor:top">
+              <v:rect id="shape_0" stroked="f" o:allowincell="f" style="position:absolute;left:8855;top:14417;width:1195;height:224;mso-wrap-style:square;v-text-anchor:top">
                 <v:fill o:detectmouseclick="t" on="false"/>
                 <v:stroke color="#3465a4" joinstyle="round" endcap="flat"/>
                 <v:textbox>
@@ -5877,7 +7819,7 @@
                 </v:textbox>
                 <w10:wrap type="none"/>
               </v:rect>
-              <v:rect id="shape_0" stroked="f" o:allowincell="f" style="position:absolute;left:8863;top:14705;width:1197;height:228;mso-wrap-style:square;v-text-anchor:top">
+              <v:rect id="shape_0" stroked="f" o:allowincell="f" style="position:absolute;left:8863;top:14705;width:1193;height:224;mso-wrap-style:square;v-text-anchor:top">
                 <v:fill o:detectmouseclick="t" on="false"/>
                 <v:stroke color="#3465a4" joinstyle="round" endcap="flat"/>
                 <v:textbox>
@@ -5896,7 +7838,7 @@
                           <w:sz w:val="20"/>
                           <w:lang w:val="en-US"/>
                         </w:rPr>
-                        <w:t>2</w:t>
+                        <w:t>6</w:t>
                       </w:r>
                     </w:p>
                   </w:txbxContent>
@@ -5913,7 +7855,7 @@
                 <v:fill o:detectmouseclick="t" on="false"/>
                 <w10:wrap type="none"/>
               </v:line>
-              <v:rect id="shape_0" stroked="f" o:allowincell="f" style="position:absolute;left:7134;top:15150;width:2920;height:518;mso-wrap-style:square;v-text-anchor:top">
+              <v:rect id="shape_0" stroked="f" o:allowincell="f" style="position:absolute;left:7134;top:15150;width:2916;height:514;mso-wrap-style:square;v-text-anchor:top">
                 <v:fill o:detectmouseclick="t" on="false"/>
                 <v:stroke color="#3465a4" joinstyle="round" endcap="flat"/>
                 <v:textbox>
@@ -6711,6 +8653,426 @@
   <w:abstractNum w:abstractNumId="6">
     <w:lvl w:ilvl="0">
       <w:start w:val="1"/>
+      <w:numFmt w:val="decimal"/>
+      <w:lvlText w:val="%1."/>
+      <w:lvlJc w:val="start"/>
+      <w:pPr>
+        <w:tabs>
+          <w:tab w:val="num" w:pos="720"/>
+        </w:tabs>
+        <w:ind w:start="720" w:hanging="360"/>
+      </w:pPr>
+      <w:rPr>
+        <w:sz w:val="28"/>
+        <w:szCs w:val="28"/>
+      </w:rPr>
+    </w:lvl>
+    <w:lvl w:ilvl="1">
+      <w:start w:val="1"/>
+      <w:numFmt w:val="decimal"/>
+      <w:lvlText w:val="%2."/>
+      <w:lvlJc w:val="start"/>
+      <w:pPr>
+        <w:tabs>
+          <w:tab w:val="num" w:pos="1080"/>
+        </w:tabs>
+        <w:ind w:start="1080" w:hanging="360"/>
+      </w:pPr>
+      <w:rPr>
+        <w:sz w:val="28"/>
+        <w:szCs w:val="28"/>
+      </w:rPr>
+    </w:lvl>
+    <w:lvl w:ilvl="2">
+      <w:start w:val="1"/>
+      <w:numFmt w:val="decimal"/>
+      <w:lvlText w:val="%3."/>
+      <w:lvlJc w:val="start"/>
+      <w:pPr>
+        <w:tabs>
+          <w:tab w:val="num" w:pos="1440"/>
+        </w:tabs>
+        <w:ind w:start="1440" w:hanging="360"/>
+      </w:pPr>
+      <w:rPr>
+        <w:sz w:val="28"/>
+        <w:szCs w:val="28"/>
+      </w:rPr>
+    </w:lvl>
+    <w:lvl w:ilvl="3">
+      <w:start w:val="1"/>
+      <w:numFmt w:val="decimal"/>
+      <w:lvlText w:val="%4."/>
+      <w:lvlJc w:val="start"/>
+      <w:pPr>
+        <w:tabs>
+          <w:tab w:val="num" w:pos="1800"/>
+        </w:tabs>
+        <w:ind w:start="1800" w:hanging="360"/>
+      </w:pPr>
+      <w:rPr>
+        <w:sz w:val="28"/>
+        <w:szCs w:val="28"/>
+      </w:rPr>
+    </w:lvl>
+    <w:lvl w:ilvl="4">
+      <w:start w:val="1"/>
+      <w:numFmt w:val="decimal"/>
+      <w:lvlText w:val="%5."/>
+      <w:lvlJc w:val="start"/>
+      <w:pPr>
+        <w:tabs>
+          <w:tab w:val="num" w:pos="2160"/>
+        </w:tabs>
+        <w:ind w:start="2160" w:hanging="360"/>
+      </w:pPr>
+      <w:rPr>
+        <w:sz w:val="28"/>
+        <w:szCs w:val="28"/>
+      </w:rPr>
+    </w:lvl>
+    <w:lvl w:ilvl="5">
+      <w:start w:val="1"/>
+      <w:numFmt w:val="decimal"/>
+      <w:lvlText w:val="%6."/>
+      <w:lvlJc w:val="start"/>
+      <w:pPr>
+        <w:tabs>
+          <w:tab w:val="num" w:pos="2520"/>
+        </w:tabs>
+        <w:ind w:start="2520" w:hanging="360"/>
+      </w:pPr>
+      <w:rPr>
+        <w:sz w:val="28"/>
+        <w:szCs w:val="28"/>
+      </w:rPr>
+    </w:lvl>
+    <w:lvl w:ilvl="6">
+      <w:start w:val="1"/>
+      <w:numFmt w:val="decimal"/>
+      <w:lvlText w:val="%7."/>
+      <w:lvlJc w:val="start"/>
+      <w:pPr>
+        <w:tabs>
+          <w:tab w:val="num" w:pos="2880"/>
+        </w:tabs>
+        <w:ind w:start="2880" w:hanging="360"/>
+      </w:pPr>
+      <w:rPr>
+        <w:sz w:val="28"/>
+        <w:szCs w:val="28"/>
+      </w:rPr>
+    </w:lvl>
+    <w:lvl w:ilvl="7">
+      <w:start w:val="1"/>
+      <w:numFmt w:val="decimal"/>
+      <w:lvlText w:val="%8."/>
+      <w:lvlJc w:val="start"/>
+      <w:pPr>
+        <w:tabs>
+          <w:tab w:val="num" w:pos="3240"/>
+        </w:tabs>
+        <w:ind w:start="3240" w:hanging="360"/>
+      </w:pPr>
+      <w:rPr>
+        <w:sz w:val="28"/>
+        <w:szCs w:val="28"/>
+      </w:rPr>
+    </w:lvl>
+    <w:lvl w:ilvl="8">
+      <w:start w:val="1"/>
+      <w:numFmt w:val="decimal"/>
+      <w:lvlText w:val="%9."/>
+      <w:lvlJc w:val="start"/>
+      <w:pPr>
+        <w:tabs>
+          <w:tab w:val="num" w:pos="3600"/>
+        </w:tabs>
+        <w:ind w:start="3600" w:hanging="360"/>
+      </w:pPr>
+      <w:rPr>
+        <w:sz w:val="28"/>
+        <w:szCs w:val="28"/>
+      </w:rPr>
+    </w:lvl>
+  </w:abstractNum>
+  <w:abstractNum w:abstractNumId="7">
+    <w:lvl w:ilvl="0">
+      <w:start w:val="1"/>
+      <w:numFmt w:val="bullet"/>
+      <w:lvlText w:val=""/>
+      <w:lvlJc w:val="start"/>
+      <w:pPr>
+        <w:tabs>
+          <w:tab w:val="num" w:pos="720"/>
+        </w:tabs>
+        <w:ind w:start="720" w:hanging="360"/>
+      </w:pPr>
+      <w:rPr>
+        <w:rFonts w:ascii="Symbol" w:hAnsi="Symbol" w:cs="Symbol" w:hint="default"/>
+      </w:rPr>
+    </w:lvl>
+    <w:lvl w:ilvl="1">
+      <w:start w:val="1"/>
+      <w:numFmt w:val="bullet"/>
+      <w:lvlText w:val="◦"/>
+      <w:lvlJc w:val="start"/>
+      <w:pPr>
+        <w:tabs>
+          <w:tab w:val="num" w:pos="1080"/>
+        </w:tabs>
+        <w:ind w:start="1080" w:hanging="360"/>
+      </w:pPr>
+      <w:rPr>
+        <w:rFonts w:ascii="OpenSymbol" w:hAnsi="OpenSymbol" w:cs="OpenSymbol" w:hint="default"/>
+      </w:rPr>
+    </w:lvl>
+    <w:lvl w:ilvl="2">
+      <w:start w:val="1"/>
+      <w:numFmt w:val="bullet"/>
+      <w:lvlText w:val="▪"/>
+      <w:lvlJc w:val="start"/>
+      <w:pPr>
+        <w:tabs>
+          <w:tab w:val="num" w:pos="1440"/>
+        </w:tabs>
+        <w:ind w:start="1440" w:hanging="360"/>
+      </w:pPr>
+      <w:rPr>
+        <w:rFonts w:ascii="OpenSymbol" w:hAnsi="OpenSymbol" w:cs="OpenSymbol" w:hint="default"/>
+      </w:rPr>
+    </w:lvl>
+    <w:lvl w:ilvl="3">
+      <w:start w:val="1"/>
+      <w:numFmt w:val="bullet"/>
+      <w:lvlText w:val=""/>
+      <w:lvlJc w:val="start"/>
+      <w:pPr>
+        <w:tabs>
+          <w:tab w:val="num" w:pos="1800"/>
+        </w:tabs>
+        <w:ind w:start="1800" w:hanging="360"/>
+      </w:pPr>
+      <w:rPr>
+        <w:rFonts w:ascii="Symbol" w:hAnsi="Symbol" w:cs="Symbol" w:hint="default"/>
+      </w:rPr>
+    </w:lvl>
+    <w:lvl w:ilvl="4">
+      <w:start w:val="1"/>
+      <w:numFmt w:val="bullet"/>
+      <w:lvlText w:val="◦"/>
+      <w:lvlJc w:val="start"/>
+      <w:pPr>
+        <w:tabs>
+          <w:tab w:val="num" w:pos="2160"/>
+        </w:tabs>
+        <w:ind w:start="2160" w:hanging="360"/>
+      </w:pPr>
+      <w:rPr>
+        <w:rFonts w:ascii="OpenSymbol" w:hAnsi="OpenSymbol" w:cs="OpenSymbol" w:hint="default"/>
+      </w:rPr>
+    </w:lvl>
+    <w:lvl w:ilvl="5">
+      <w:start w:val="1"/>
+      <w:numFmt w:val="bullet"/>
+      <w:lvlText w:val="▪"/>
+      <w:lvlJc w:val="start"/>
+      <w:pPr>
+        <w:tabs>
+          <w:tab w:val="num" w:pos="2520"/>
+        </w:tabs>
+        <w:ind w:start="2520" w:hanging="360"/>
+      </w:pPr>
+      <w:rPr>
+        <w:rFonts w:ascii="OpenSymbol" w:hAnsi="OpenSymbol" w:cs="OpenSymbol" w:hint="default"/>
+      </w:rPr>
+    </w:lvl>
+    <w:lvl w:ilvl="6">
+      <w:start w:val="1"/>
+      <w:numFmt w:val="bullet"/>
+      <w:lvlText w:val=""/>
+      <w:lvlJc w:val="start"/>
+      <w:pPr>
+        <w:tabs>
+          <w:tab w:val="num" w:pos="2880"/>
+        </w:tabs>
+        <w:ind w:start="2880" w:hanging="360"/>
+      </w:pPr>
+      <w:rPr>
+        <w:rFonts w:ascii="Symbol" w:hAnsi="Symbol" w:cs="Symbol" w:hint="default"/>
+      </w:rPr>
+    </w:lvl>
+    <w:lvl w:ilvl="7">
+      <w:start w:val="1"/>
+      <w:numFmt w:val="bullet"/>
+      <w:lvlText w:val="◦"/>
+      <w:lvlJc w:val="start"/>
+      <w:pPr>
+        <w:tabs>
+          <w:tab w:val="num" w:pos="3240"/>
+        </w:tabs>
+        <w:ind w:start="3240" w:hanging="360"/>
+      </w:pPr>
+      <w:rPr>
+        <w:rFonts w:ascii="OpenSymbol" w:hAnsi="OpenSymbol" w:cs="OpenSymbol" w:hint="default"/>
+      </w:rPr>
+    </w:lvl>
+    <w:lvl w:ilvl="8">
+      <w:start w:val="1"/>
+      <w:numFmt w:val="bullet"/>
+      <w:lvlText w:val="▪"/>
+      <w:lvlJc w:val="start"/>
+      <w:pPr>
+        <w:tabs>
+          <w:tab w:val="num" w:pos="3600"/>
+        </w:tabs>
+        <w:ind w:start="3600" w:hanging="360"/>
+      </w:pPr>
+      <w:rPr>
+        <w:rFonts w:ascii="OpenSymbol" w:hAnsi="OpenSymbol" w:cs="OpenSymbol" w:hint="default"/>
+      </w:rPr>
+    </w:lvl>
+  </w:abstractNum>
+  <w:abstractNum w:abstractNumId="8">
+    <w:lvl w:ilvl="0">
+      <w:start w:val="1"/>
+      <w:numFmt w:val="bullet"/>
+      <w:lvlText w:val=""/>
+      <w:lvlJc w:val="start"/>
+      <w:pPr>
+        <w:tabs>
+          <w:tab w:val="num" w:pos="720"/>
+        </w:tabs>
+        <w:ind w:start="720" w:hanging="360"/>
+      </w:pPr>
+      <w:rPr>
+        <w:rFonts w:ascii="Symbol" w:hAnsi="Symbol" w:cs="Symbol" w:hint="default"/>
+      </w:rPr>
+    </w:lvl>
+    <w:lvl w:ilvl="1">
+      <w:start w:val="1"/>
+      <w:numFmt w:val="bullet"/>
+      <w:lvlText w:val="◦"/>
+      <w:lvlJc w:val="start"/>
+      <w:pPr>
+        <w:tabs>
+          <w:tab w:val="num" w:pos="1080"/>
+        </w:tabs>
+        <w:ind w:start="1080" w:hanging="360"/>
+      </w:pPr>
+      <w:rPr>
+        <w:rFonts w:ascii="OpenSymbol" w:hAnsi="OpenSymbol" w:cs="OpenSymbol" w:hint="default"/>
+      </w:rPr>
+    </w:lvl>
+    <w:lvl w:ilvl="2">
+      <w:start w:val="1"/>
+      <w:numFmt w:val="bullet"/>
+      <w:lvlText w:val="▪"/>
+      <w:lvlJc w:val="start"/>
+      <w:pPr>
+        <w:tabs>
+          <w:tab w:val="num" w:pos="1440"/>
+        </w:tabs>
+        <w:ind w:start="1440" w:hanging="360"/>
+      </w:pPr>
+      <w:rPr>
+        <w:rFonts w:ascii="OpenSymbol" w:hAnsi="OpenSymbol" w:cs="OpenSymbol" w:hint="default"/>
+      </w:rPr>
+    </w:lvl>
+    <w:lvl w:ilvl="3">
+      <w:start w:val="1"/>
+      <w:numFmt w:val="bullet"/>
+      <w:lvlText w:val=""/>
+      <w:lvlJc w:val="start"/>
+      <w:pPr>
+        <w:tabs>
+          <w:tab w:val="num" w:pos="1800"/>
+        </w:tabs>
+        <w:ind w:start="1800" w:hanging="360"/>
+      </w:pPr>
+      <w:rPr>
+        <w:rFonts w:ascii="Symbol" w:hAnsi="Symbol" w:cs="Symbol" w:hint="default"/>
+      </w:rPr>
+    </w:lvl>
+    <w:lvl w:ilvl="4">
+      <w:start w:val="1"/>
+      <w:numFmt w:val="bullet"/>
+      <w:lvlText w:val="◦"/>
+      <w:lvlJc w:val="start"/>
+      <w:pPr>
+        <w:tabs>
+          <w:tab w:val="num" w:pos="2160"/>
+        </w:tabs>
+        <w:ind w:start="2160" w:hanging="360"/>
+      </w:pPr>
+      <w:rPr>
+        <w:rFonts w:ascii="OpenSymbol" w:hAnsi="OpenSymbol" w:cs="OpenSymbol" w:hint="default"/>
+      </w:rPr>
+    </w:lvl>
+    <w:lvl w:ilvl="5">
+      <w:start w:val="1"/>
+      <w:numFmt w:val="bullet"/>
+      <w:lvlText w:val="▪"/>
+      <w:lvlJc w:val="start"/>
+      <w:pPr>
+        <w:tabs>
+          <w:tab w:val="num" w:pos="2520"/>
+        </w:tabs>
+        <w:ind w:start="2520" w:hanging="360"/>
+      </w:pPr>
+      <w:rPr>
+        <w:rFonts w:ascii="OpenSymbol" w:hAnsi="OpenSymbol" w:cs="OpenSymbol" w:hint="default"/>
+      </w:rPr>
+    </w:lvl>
+    <w:lvl w:ilvl="6">
+      <w:start w:val="1"/>
+      <w:numFmt w:val="bullet"/>
+      <w:lvlText w:val=""/>
+      <w:lvlJc w:val="start"/>
+      <w:pPr>
+        <w:tabs>
+          <w:tab w:val="num" w:pos="2880"/>
+        </w:tabs>
+        <w:ind w:start="2880" w:hanging="360"/>
+      </w:pPr>
+      <w:rPr>
+        <w:rFonts w:ascii="Symbol" w:hAnsi="Symbol" w:cs="Symbol" w:hint="default"/>
+      </w:rPr>
+    </w:lvl>
+    <w:lvl w:ilvl="7">
+      <w:start w:val="1"/>
+      <w:numFmt w:val="bullet"/>
+      <w:lvlText w:val="◦"/>
+      <w:lvlJc w:val="start"/>
+      <w:pPr>
+        <w:tabs>
+          <w:tab w:val="num" w:pos="3240"/>
+        </w:tabs>
+        <w:ind w:start="3240" w:hanging="360"/>
+      </w:pPr>
+      <w:rPr>
+        <w:rFonts w:ascii="OpenSymbol" w:hAnsi="OpenSymbol" w:cs="OpenSymbol" w:hint="default"/>
+      </w:rPr>
+    </w:lvl>
+    <w:lvl w:ilvl="8">
+      <w:start w:val="1"/>
+      <w:numFmt w:val="bullet"/>
+      <w:lvlText w:val="▪"/>
+      <w:lvlJc w:val="start"/>
+      <w:pPr>
+        <w:tabs>
+          <w:tab w:val="num" w:pos="3600"/>
+        </w:tabs>
+        <w:ind w:start="3600" w:hanging="360"/>
+      </w:pPr>
+      <w:rPr>
+        <w:rFonts w:ascii="OpenSymbol" w:hAnsi="OpenSymbol" w:cs="OpenSymbol" w:hint="default"/>
+      </w:rPr>
+    </w:lvl>
+  </w:abstractNum>
+  <w:abstractNum w:abstractNumId="9">
+    <w:lvl w:ilvl="0">
+      <w:start w:val="1"/>
       <w:numFmt w:val="none"/>
       <w:suff w:val="nothing"/>
       <w:lvlText w:val=""/>
@@ -6844,6 +9206,15 @@
   </w:num>
   <w:num w:numId="6">
     <w:abstractNumId w:val="6"/>
+  </w:num>
+  <w:num w:numId="7">
+    <w:abstractNumId w:val="7"/>
+  </w:num>
+  <w:num w:numId="8">
+    <w:abstractNumId w:val="8"/>
+  </w:num>
+  <w:num w:numId="9">
+    <w:abstractNumId w:val="9"/>
   </w:num>
 </w:numbering>
 </file>
